--- a/spa/docx/65.content.docx
+++ b/spa/docx/65.content.docx
@@ -11,6 +11,15 @@
         <w:pStyle w:val="Heading2"/>
       </w:pPr>
       <w:r>
+        <w:t>Resource: Notas de Estudio (Tyndale)</w:t>
+      </w:r>
+      <w:r/>
+    </w:p>
+    <w:p>
+      <w:pPr>
+        <w:pStyle w:val="Heading2"/>
+      </w:pPr>
+      <w:r>
         <w:t>License Information</w:t>
       </w:r>
       <w:r/>
@@ -21,7 +30,7 @@
         <w:rPr>
           <w:b/>
         </w:rPr>
-        <w:t>Study Notes (Tyndale)</w:t>
+        <w:t>Notas de Estudio (Tyndale)</w:t>
       </w:r>
       <w:r>
         <w:t xml:space="preserve"> (Spanish) is based on</w:t>
@@ -74,7 +83,7 @@
         <w:pStyle w:val="Heading1"/>
       </w:pPr>
       <w:r>
-        <w:t>Study Notes (Tyndale)</w:t>
+        <w:t>Notas de Estudio (Tyndale)</w:t>
       </w:r>
     </w:p>
     <w:p>
@@ -83,6 +92,51 @@
           <w:headerReference w:type="even" r:id="rId8"/>
           <w:headerReference w:type="default" r:id="rId9"/>
           <w:footerReference w:type="default" r:id="rId10"/>
+          <w:footnotePr>
+            <w:numRestart w:val="eachSect"/>
+          </w:footnotePr>
+          <w:type w:val="continuous"/>
+          <w:pgSz w:w="12240" w:h="15840" w:code="1"/>
+          <w:pgMar w:top="1440" w:right="1440" w:bottom="1440" w:left="1440" w:header="504" w:footer="504" w:gutter="0"/>
+          <w:cols w:space="708"/>
+          <w:titlePg/>
+          <w:docGrid w:linePitch="360"/>
+        </w:sectPr>
+      </w:pPr>
+    </w:p>
+    <w:p>
+      <w:r/>
+    </w:p>
+    <w:p>
+      <w:pPr>
+        <w:pStyle w:val="Heading2"/>
+      </w:pPr>
+      <w:r>
+        <w:t>JUD</w:t>
+      </w:r>
+      <w:r/>
+    </w:p>
+    <w:p>
+      <w:r/>
+      <w:r>
+        <w:rPr>
+          <w:i/>
+        </w:rPr>
+        <w:t>Judas 1:1, Judas 1:1–2, Judas 1:3, Judas 1:3–4, Judas 1:4, Judas 1:5, Judas 1:5–16, Judas 1:6, Judas 1:7, Judas 1:8, Judas 1:9, Judas 1:11, Judas 1:12, Judas 1:13, Judas 1:14–15, Judas 1:17, Judas 1:17–23, Judas 1:18, Judas 1:20, Judas 1:22, Judas 1:22–23, Judas 1:23, Judas 1:24–25</w:t>
+      </w:r>
+      <w:r/>
+    </w:p>
+    <w:p>
+      <w:r/>
+      <w:r>
+        <w:t xml:space="preserve"> </w:t>
+      </w:r>
+      <w:r/>
+      <w:r/>
+    </w:p>
+    <w:p>
+      <w:pPr>
+        <w:sectPr>
           <w:footnotePr>
             <w:numRestart w:val="eachSect"/>
           </w:footnotePr>

--- a/spa/docx/65.content.docx
+++ b/spa/docx/65.content.docx
@@ -4,48 +4,88 @@
   <w:body>
     <w:p/>
     <w:p>
-      <w:r/>
+      <w:pPr/>
+      <w:r>
+        <w:rPr>
+          <w:lang w:val="es_ES" w:bidi="es_ES"/>
+        </w:rPr>
+      </w:r>
     </w:p>
     <w:p>
       <w:pPr>
         <w:pStyle w:val="Heading2"/>
       </w:pPr>
       <w:r>
+        <w:rPr>
+          <w:lang w:val="es_ES" w:bidi="es_ES"/>
+        </w:rPr>
         <w:t>Resource: Notas de Estudio (Tyndale)</w:t>
       </w:r>
-      <w:r/>
+      <w:r>
+        <w:rPr>
+          <w:lang w:val="es_ES" w:bidi="es_ES"/>
+        </w:rPr>
+      </w:r>
     </w:p>
     <w:p>
       <w:pPr>
         <w:pStyle w:val="Heading2"/>
       </w:pPr>
       <w:r>
+        <w:rPr>
+          <w:lang w:val="es_ES" w:bidi="es_ES"/>
+        </w:rPr>
         <w:t>License Information</w:t>
       </w:r>
-      <w:r/>
-    </w:p>
-    <w:p>
-      <w:r/>
+      <w:r>
+        <w:rPr>
+          <w:lang w:val="es_ES" w:bidi="es_ES"/>
+        </w:rPr>
+      </w:r>
+    </w:p>
+    <w:p>
+      <w:pPr/>
+      <w:r>
+        <w:rPr>
+          <w:lang w:val="es_ES" w:bidi="es_ES"/>
+        </w:rPr>
+      </w:r>
       <w:r>
         <w:rPr>
           <w:b/>
+          <w:lang w:val="es_ES" w:bidi="es_ES"/>
         </w:rPr>
         <w:t>Notas de Estudio (Tyndale)</w:t>
       </w:r>
       <w:r>
+        <w:rPr>
+          <w:lang w:val="es_ES" w:bidi="es_ES"/>
+        </w:rPr>
         <w:t xml:space="preserve"> (Spanish) is based on</w:t>
       </w:r>
       <w:r>
+        <w:rPr>
+          <w:lang w:val="es_ES" w:bidi="es_ES"/>
+        </w:rPr>
         <w:t xml:space="preserve">: </w:t>
       </w:r>
       <w:r>
+        <w:rPr>
+          <w:lang w:val="es_ES" w:bidi="es_ES"/>
+        </w:rPr>
         <w:t>Tyndale Open Study Notes</w:t>
       </w:r>
       <w:r>
+        <w:rPr>
+          <w:lang w:val="es_ES" w:bidi="es_ES"/>
+        </w:rPr>
         <w:t xml:space="preserve">, </w:t>
       </w:r>
       <w:hyperlink r:id="rId13">
         <w:r>
+          <w:rPr>
+            <w:lang w:val="es_ES" w:bidi="es_ES"/>
+          </w:rPr>
           <w:rPr>
             <w:color w:val="0000EE"/>
             <w:u w:val="single"/>
@@ -54,10 +94,16 @@
         </w:r>
       </w:hyperlink>
       <w:r>
+        <w:rPr>
+          <w:lang w:val="es_ES" w:bidi="es_ES"/>
+        </w:rPr>
         <w:t xml:space="preserve">, 2019, which is licensed under a </w:t>
       </w:r>
       <w:hyperlink r:id="rId14">
         <w:r>
+          <w:rPr>
+            <w:lang w:val="es_ES" w:bidi="es_ES"/>
+          </w:rPr>
           <w:rPr>
             <w:color w:val="0000EE"/>
             <w:u w:val="single"/>
@@ -66,23 +112,49 @@
         </w:r>
       </w:hyperlink>
       <w:r>
+        <w:rPr>
+          <w:lang w:val="es_ES" w:bidi="es_ES"/>
+        </w:rPr>
         <w:t>.</w:t>
       </w:r>
-      <w:r/>
-    </w:p>
-    <w:p>
-      <w:r/>
-      <w:r>
+      <w:r>
+        <w:rPr>
+          <w:lang w:val="es_ES" w:bidi="es_ES"/>
+        </w:rPr>
+      </w:r>
+    </w:p>
+    <w:p>
+      <w:pPr/>
+      <w:r>
+        <w:rPr>
+          <w:lang w:val="es_ES" w:bidi="es_ES"/>
+        </w:rPr>
+      </w:r>
+      <w:r>
+        <w:rPr>
+          <w:lang w:val="es_ES" w:bidi="es_ES"/>
+        </w:rPr>
         <w:t>This PDF version is provided under the same license.</w:t>
       </w:r>
-      <w:r/>
-      <w:r/>
+      <w:r>
+        <w:rPr>
+          <w:lang w:val="es_ES" w:bidi="es_ES"/>
+        </w:rPr>
+      </w:r>
+      <w:r>
+        <w:rPr>
+          <w:lang w:val="es_ES" w:bidi="es_ES"/>
+        </w:rPr>
+      </w:r>
     </w:p>
     <w:p>
       <w:pPr>
         <w:pStyle w:val="Heading1"/>
       </w:pPr>
       <w:r>
+        <w:rPr>
+          <w:lang w:val="es_ES" w:bidi="es_ES"/>
+        </w:rPr>
         <w:t>Notas de Estudio (Tyndale)</w:t>
       </w:r>
     </w:p>
@@ -105,34 +177,72 @@
       </w:pPr>
     </w:p>
     <w:p>
-      <w:r/>
+      <w:pPr/>
+      <w:r>
+        <w:rPr>
+          <w:lang w:val="es_ES" w:bidi="es_ES"/>
+        </w:rPr>
+      </w:r>
     </w:p>
     <w:p>
       <w:pPr>
         <w:pStyle w:val="Heading2"/>
       </w:pPr>
       <w:r>
+        <w:rPr>
+          <w:lang w:val="es_ES" w:bidi="es_ES"/>
+        </w:rPr>
         <w:t>JUD</w:t>
       </w:r>
-      <w:r/>
-    </w:p>
-    <w:p>
-      <w:r/>
+      <w:r>
+        <w:rPr>
+          <w:lang w:val="es_ES" w:bidi="es_ES"/>
+        </w:rPr>
+      </w:r>
+    </w:p>
+    <w:p>
+      <w:pPr/>
+      <w:r>
+        <w:rPr>
+          <w:lang w:val="es_ES" w:bidi="es_ES"/>
+        </w:rPr>
+      </w:r>
       <w:r>
         <w:rPr>
           <w:i/>
+          <w:lang w:val="es_ES" w:bidi="es_ES"/>
         </w:rPr>
         <w:t>Judas 1:1, Judas 1:1–2, Judas 1:3, Judas 1:3–4, Judas 1:4, Judas 1:5, Judas 1:5–16, Judas 1:6, Judas 1:7, Judas 1:8, Judas 1:9, Judas 1:11, Judas 1:12, Judas 1:13, Judas 1:14–15, Judas 1:17, Judas 1:17–23, Judas 1:18, Judas 1:20, Judas 1:22, Judas 1:22–23, Judas 1:23, Judas 1:24–25</w:t>
       </w:r>
-      <w:r/>
-    </w:p>
-    <w:p>
-      <w:r/>
-      <w:r>
+      <w:r>
+        <w:rPr>
+          <w:lang w:val="es_ES" w:bidi="es_ES"/>
+        </w:rPr>
+      </w:r>
+    </w:p>
+    <w:p>
+      <w:pPr/>
+      <w:r>
+        <w:rPr>
+          <w:lang w:val="es_ES" w:bidi="es_ES"/>
+        </w:rPr>
+      </w:r>
+      <w:r>
+        <w:rPr>
+          <w:lang w:val="es_ES" w:bidi="es_ES"/>
+        </w:rPr>
         <w:t xml:space="preserve"> </w:t>
       </w:r>
-      <w:r/>
-      <w:r/>
+      <w:r>
+        <w:rPr>
+          <w:lang w:val="es_ES" w:bidi="es_ES"/>
+        </w:rPr>
+      </w:r>
+      <w:r>
+        <w:rPr>
+          <w:lang w:val="es_ES" w:bidi="es_ES"/>
+        </w:rPr>
+      </w:r>
     </w:p>
     <w:p>
       <w:pPr>
@@ -150,16 +260,28 @@
       </w:pPr>
     </w:p>
     <w:p>
-      <w:r/>
+      <w:pPr/>
+      <w:r>
+        <w:rPr>
+          <w:lang w:val="es_ES" w:bidi="es_ES"/>
+        </w:rPr>
+      </w:r>
     </w:p>
     <w:p>
       <w:pPr>
         <w:pStyle w:val="Heading2"/>
       </w:pPr>
       <w:r>
+        <w:rPr>
+          <w:lang w:val="es_ES" w:bidi="es_ES"/>
+        </w:rPr>
         <w:t>Judas 1:1</w:t>
       </w:r>
-      <w:r/>
+      <w:r>
+        <w:rPr>
+          <w:lang w:val="es_ES" w:bidi="es_ES"/>
+        </w:rPr>
+      </w:r>
     </w:p>
     <w:p>
       <w:pPr>
@@ -167,14 +289,27 @@
         <w:spacing w:line="240" w:lineRule="auto"/>
         <w:ind w:left="720"/>
       </w:pPr>
-      <w:r/>
-      <w:r>
+      <w:r>
+        <w:rPr>
+          <w:lang w:val="es_ES" w:bidi="es_ES"/>
+        </w:rPr>
+      </w:r>
+      <w:r>
+        <w:rPr>
+          <w:lang w:val="es_ES" w:bidi="es_ES"/>
+        </w:rPr>
         <w:t xml:space="preserve">Judas es la versión griega del nombre hebreo "Judá". Era un nombre común. Este Judas era hermano de Jacobo, quien también era hermano de Jesús (ver </w:t>
       </w:r>
       <w:r>
+        <w:rPr>
+          <w:lang w:val="es_ES" w:bidi="es_ES"/>
+        </w:rPr>
         <w:t>Introducción al Libro de Judas</w:t>
       </w:r>
       <w:r>
+        <w:rPr>
+          <w:lang w:val="es_ES" w:bidi="es_ES"/>
+        </w:rPr>
         <w:t>, "Autor").</w:t>
       </w:r>
     </w:p>
@@ -184,12 +319,22 @@
         <w:spacing w:line="240" w:lineRule="auto"/>
         <w:ind w:left="720"/>
       </w:pPr>
-      <w:r/>
-      <w:r>
+      <w:r>
+        <w:rPr>
+          <w:lang w:val="es_ES" w:bidi="es_ES"/>
+        </w:rPr>
+      </w:r>
+      <w:r>
+        <w:rPr>
+          <w:lang w:val="es_ES" w:bidi="es_ES"/>
+        </w:rPr>
         <w:t xml:space="preserve">"un siervo de Jesucristo": Judas declara que sigue a Jesús en todos los aspectos de la vida. Este título también representa honor. Líderes importantes en el Antiguo Testamento fueron llamados esclavos o siervos de Dios (ver </w:t>
       </w:r>
       <w:hyperlink r:id="rId15">
         <w:r>
+          <w:rPr>
+            <w:lang w:val="es_ES" w:bidi="es_ES"/>
+          </w:rPr>
           <w:rPr>
             <w:color w:val="0000EE"/>
             <w:u w:val="single"/>
@@ -198,10 +343,16 @@
         </w:r>
       </w:hyperlink>
       <w:r>
+        <w:rPr>
+          <w:lang w:val="es_ES" w:bidi="es_ES"/>
+        </w:rPr>
         <w:t xml:space="preserve"> </w:t>
       </w:r>
       <w:hyperlink r:id="rId16">
         <w:r>
+          <w:rPr>
+            <w:lang w:val="es_ES" w:bidi="es_ES"/>
+          </w:rPr>
           <w:rPr>
             <w:color w:val="0000EE"/>
             <w:u w:val="single"/>
@@ -210,10 +361,16 @@
         </w:r>
       </w:hyperlink>
       <w:r>
+        <w:rPr>
+          <w:lang w:val="es_ES" w:bidi="es_ES"/>
+        </w:rPr>
         <w:t xml:space="preserve"> </w:t>
       </w:r>
       <w:hyperlink r:id="rId17">
         <w:r>
+          <w:rPr>
+            <w:lang w:val="es_ES" w:bidi="es_ES"/>
+          </w:rPr>
           <w:rPr>
             <w:color w:val="0000EE"/>
             <w:u w:val="single"/>
@@ -222,6 +379,9 @@
         </w:r>
       </w:hyperlink>
       <w:r>
+        <w:rPr>
+          <w:lang w:val="es_ES" w:bidi="es_ES"/>
+        </w:rPr>
         <w:t>).</w:t>
       </w:r>
     </w:p>
@@ -231,24 +391,51 @@
         <w:spacing w:line="240" w:lineRule="auto"/>
         <w:ind w:left="720"/>
       </w:pPr>
-      <w:r/>
-      <w:r>
+      <w:r>
+        <w:rPr>
+          <w:lang w:val="es_ES" w:bidi="es_ES"/>
+        </w:rPr>
+      </w:r>
+      <w:r>
+        <w:rPr>
+          <w:lang w:val="es_ES" w:bidi="es_ES"/>
+        </w:rPr>
         <w:t>"a los llamados": No sabemos con certeza a quiénes dirigió Judas esta carta.</w:t>
       </w:r>
-      <w:r/>
-      <w:r/>
-    </w:p>
-    <w:p>
-      <w:r/>
+      <w:r>
+        <w:rPr>
+          <w:lang w:val="es_ES" w:bidi="es_ES"/>
+        </w:rPr>
+      </w:r>
+      <w:r>
+        <w:rPr>
+          <w:lang w:val="es_ES" w:bidi="es_ES"/>
+        </w:rPr>
+      </w:r>
+    </w:p>
+    <w:p>
+      <w:pPr/>
+      <w:r>
+        <w:rPr>
+          <w:lang w:val="es_ES" w:bidi="es_ES"/>
+        </w:rPr>
+      </w:r>
     </w:p>
     <w:p>
       <w:pPr>
         <w:pStyle w:val="Heading2"/>
       </w:pPr>
       <w:r>
+        <w:rPr>
+          <w:lang w:val="es_ES" w:bidi="es_ES"/>
+        </w:rPr>
         <w:t>Judas 1:1–2</w:t>
       </w:r>
-      <w:r/>
+      <w:r>
+        <w:rPr>
+          <w:lang w:val="es_ES" w:bidi="es_ES"/>
+        </w:rPr>
+      </w:r>
     </w:p>
     <w:p>
       <w:pPr>
@@ -256,8 +443,15 @@
         <w:spacing w:line="240" w:lineRule="auto"/>
         <w:ind w:left="720"/>
       </w:pPr>
-      <w:r/>
-      <w:r>
+      <w:r>
+        <w:rPr>
+          <w:lang w:val="es_ES" w:bidi="es_ES"/>
+        </w:rPr>
+      </w:r>
+      <w:r>
+        <w:rPr>
+          <w:lang w:val="es_ES" w:bidi="es_ES"/>
+        </w:rPr>
         <w:t>Siguiendo la estructura típica del inicio de una carta, Judas se presenta, se dirige a su audiencia y ora por ellos.</w:t>
       </w:r>
     </w:p>
@@ -267,15 +461,28 @@
         <w:spacing w:line="240" w:lineRule="auto"/>
         <w:ind w:left="720"/>
       </w:pPr>
-      <w:r/>
-      <w:r>
+      <w:r>
+        <w:rPr>
+          <w:lang w:val="es_ES" w:bidi="es_ES"/>
+        </w:rPr>
+      </w:r>
+      <w:r>
+        <w:rPr>
+          <w:lang w:val="es_ES" w:bidi="es_ES"/>
+        </w:rPr>
         <w:t>"conservados en Jesucristo":</w:t>
       </w:r>
       <w:r>
+        <w:rPr>
+          <w:lang w:val="es_ES" w:bidi="es_ES"/>
+        </w:rPr>
         <w:t xml:space="preserve"> Esta frase resalta un punto importante (ver también </w:t>
       </w:r>
       <w:hyperlink r:id="rId18">
         <w:r>
+          <w:rPr>
+            <w:lang w:val="es_ES" w:bidi="es_ES"/>
+          </w:rPr>
           <w:rPr>
             <w:color w:val="0000EE"/>
             <w:u w:val="single"/>
@@ -284,10 +491,16 @@
         </w:r>
       </w:hyperlink>
       <w:r>
+        <w:rPr>
+          <w:lang w:val="es_ES" w:bidi="es_ES"/>
+        </w:rPr>
         <w:t xml:space="preserve">, </w:t>
       </w:r>
       <w:hyperlink r:id="rId19">
         <w:r>
+          <w:rPr>
+            <w:lang w:val="es_ES" w:bidi="es_ES"/>
+          </w:rPr>
           <w:rPr>
             <w:color w:val="0000EE"/>
             <w:u w:val="single"/>
@@ -296,50 +509,112 @@
         </w:r>
       </w:hyperlink>
       <w:r>
+        <w:rPr>
+          <w:lang w:val="es_ES" w:bidi="es_ES"/>
+        </w:rPr>
         <w:t>). Brinda confianza a los creyentes cuando se enfrentan a personas que enseñan cosas incorrectas sobre Dios.</w:t>
       </w:r>
-      <w:r/>
-      <w:r/>
-    </w:p>
-    <w:p>
-      <w:r/>
+      <w:r>
+        <w:rPr>
+          <w:lang w:val="es_ES" w:bidi="es_ES"/>
+        </w:rPr>
+      </w:r>
+      <w:r>
+        <w:rPr>
+          <w:lang w:val="es_ES" w:bidi="es_ES"/>
+        </w:rPr>
+      </w:r>
+    </w:p>
+    <w:p>
+      <w:pPr/>
+      <w:r>
+        <w:rPr>
+          <w:lang w:val="es_ES" w:bidi="es_ES"/>
+        </w:rPr>
+      </w:r>
     </w:p>
     <w:p>
       <w:pPr>
         <w:pStyle w:val="Heading2"/>
       </w:pPr>
       <w:r>
+        <w:rPr>
+          <w:lang w:val="es_ES" w:bidi="es_ES"/>
+        </w:rPr>
         <w:t>Judas 1:3</w:t>
       </w:r>
-      <w:r/>
-    </w:p>
-    <w:p>
-      <w:r/>
-      <w:r>
+      <w:r>
+        <w:rPr>
+          <w:lang w:val="es_ES" w:bidi="es_ES"/>
+        </w:rPr>
+      </w:r>
+    </w:p>
+    <w:p>
+      <w:pPr/>
+      <w:r>
+        <w:rPr>
+          <w:lang w:val="es_ES" w:bidi="es_ES"/>
+        </w:rPr>
+      </w:r>
+      <w:r>
+        <w:rPr>
+          <w:lang w:val="es_ES" w:bidi="es_ES"/>
+        </w:rPr>
         <w:t>En el Nuevo Testamento, "fe" generalmente se refiere al acto de creer, mientras que "la fe" alude a las creencias cristianas.</w:t>
       </w:r>
-      <w:r/>
-      <w:r/>
-    </w:p>
-    <w:p>
-      <w:r/>
+      <w:r>
+        <w:rPr>
+          <w:lang w:val="es_ES" w:bidi="es_ES"/>
+        </w:rPr>
+      </w:r>
+      <w:r>
+        <w:rPr>
+          <w:lang w:val="es_ES" w:bidi="es_ES"/>
+        </w:rPr>
+      </w:r>
+    </w:p>
+    <w:p>
+      <w:pPr/>
+      <w:r>
+        <w:rPr>
+          <w:lang w:val="es_ES" w:bidi="es_ES"/>
+        </w:rPr>
+      </w:r>
     </w:p>
     <w:p>
       <w:pPr>
         <w:pStyle w:val="Heading2"/>
       </w:pPr>
       <w:r>
+        <w:rPr>
+          <w:lang w:val="es_ES" w:bidi="es_ES"/>
+        </w:rPr>
         <w:t>Judas 1:3–4</w:t>
       </w:r>
-      <w:r/>
-    </w:p>
-    <w:p>
-      <w:r/>
-      <w:r>
+      <w:r>
+        <w:rPr>
+          <w:lang w:val="es_ES" w:bidi="es_ES"/>
+        </w:rPr>
+      </w:r>
+    </w:p>
+    <w:p>
+      <w:pPr/>
+      <w:r>
+        <w:rPr>
+          <w:lang w:val="es_ES" w:bidi="es_ES"/>
+        </w:rPr>
+      </w:r>
+      <w:r>
+        <w:rPr>
+          <w:lang w:val="es_ES" w:bidi="es_ES"/>
+        </w:rPr>
         <w:t xml:space="preserve">En lugar de la habitual acción de gracias que suele ocurrir en este punto en las cartas del Nuevo Testamento, Judas explica su propósito principal (ver </w:t>
       </w:r>
       <w:hyperlink r:id="rId20">
         <w:r>
+          <w:rPr>
+            <w:lang w:val="es_ES" w:bidi="es_ES"/>
+          </w:rPr>
           <w:rPr>
             <w:color w:val="0000EE"/>
             <w:u w:val="single"/>
@@ -348,10 +623,16 @@
         </w:r>
       </w:hyperlink>
       <w:r>
+        <w:rPr>
+          <w:lang w:val="es_ES" w:bidi="es_ES"/>
+        </w:rPr>
         <w:t xml:space="preserve"> </w:t>
       </w:r>
       <w:hyperlink r:id="rId21">
         <w:r>
+          <w:rPr>
+            <w:lang w:val="es_ES" w:bidi="es_ES"/>
+          </w:rPr>
           <w:rPr>
             <w:color w:val="0000EE"/>
             <w:u w:val="single"/>
@@ -360,10 +641,16 @@
         </w:r>
       </w:hyperlink>
       <w:r>
+        <w:rPr>
+          <w:lang w:val="es_ES" w:bidi="es_ES"/>
+        </w:rPr>
         <w:t xml:space="preserve">). La falsa enseñanza representaba una amenaza seria para la fe de las personas a las que estaba escribiendo (ver </w:t>
       </w:r>
       <w:hyperlink r:id="rId22">
         <w:r>
+          <w:rPr>
+            <w:lang w:val="es_ES" w:bidi="es_ES"/>
+          </w:rPr>
           <w:rPr>
             <w:color w:val="0000EE"/>
             <w:u w:val="single"/>
@@ -372,30 +659,64 @@
         </w:r>
       </w:hyperlink>
       <w:r>
+        <w:rPr>
+          <w:lang w:val="es_ES" w:bidi="es_ES"/>
+        </w:rPr>
         <w:t>).</w:t>
       </w:r>
-      <w:r/>
-      <w:r/>
-    </w:p>
-    <w:p>
-      <w:r/>
+      <w:r>
+        <w:rPr>
+          <w:lang w:val="es_ES" w:bidi="es_ES"/>
+        </w:rPr>
+      </w:r>
+      <w:r>
+        <w:rPr>
+          <w:lang w:val="es_ES" w:bidi="es_ES"/>
+        </w:rPr>
+      </w:r>
+    </w:p>
+    <w:p>
+      <w:pPr/>
+      <w:r>
+        <w:rPr>
+          <w:lang w:val="es_ES" w:bidi="es_ES"/>
+        </w:rPr>
+      </w:r>
     </w:p>
     <w:p>
       <w:pPr>
         <w:pStyle w:val="Heading2"/>
       </w:pPr>
       <w:r>
+        <w:rPr>
+          <w:lang w:val="es_ES" w:bidi="es_ES"/>
+        </w:rPr>
         <w:t>Judas 1:4</w:t>
       </w:r>
-      <w:r/>
-    </w:p>
-    <w:p>
-      <w:r/>
-      <w:r>
+      <w:r>
+        <w:rPr>
+          <w:lang w:val="es_ES" w:bidi="es_ES"/>
+        </w:rPr>
+      </w:r>
+    </w:p>
+    <w:p>
+      <w:pPr/>
+      <w:r>
+        <w:rPr>
+          <w:lang w:val="es_ES" w:bidi="es_ES"/>
+        </w:rPr>
+      </w:r>
+      <w:r>
+        <w:rPr>
+          <w:lang w:val="es_ES" w:bidi="es_ES"/>
+        </w:rPr>
         <w:t xml:space="preserve">Es tentador malinterpretar la maravillosa gracia de Dios al pensar que nos permite hacer cosas incorrectas (ver </w:t>
       </w:r>
       <w:hyperlink r:id="rId23">
         <w:r>
+          <w:rPr>
+            <w:lang w:val="es_ES" w:bidi="es_ES"/>
+          </w:rPr>
           <w:rPr>
             <w:color w:val="0000EE"/>
             <w:u w:val="single"/>
@@ -404,22 +725,45 @@
         </w:r>
       </w:hyperlink>
       <w:r>
+        <w:rPr>
+          <w:lang w:val="es_ES" w:bidi="es_ES"/>
+        </w:rPr>
         <w:t>).</w:t>
       </w:r>
-      <w:r/>
-      <w:r/>
-    </w:p>
-    <w:p>
-      <w:r/>
+      <w:r>
+        <w:rPr>
+          <w:lang w:val="es_ES" w:bidi="es_ES"/>
+        </w:rPr>
+      </w:r>
+      <w:r>
+        <w:rPr>
+          <w:lang w:val="es_ES" w:bidi="es_ES"/>
+        </w:rPr>
+      </w:r>
+    </w:p>
+    <w:p>
+      <w:pPr/>
+      <w:r>
+        <w:rPr>
+          <w:lang w:val="es_ES" w:bidi="es_ES"/>
+        </w:rPr>
+      </w:r>
     </w:p>
     <w:p>
       <w:pPr>
         <w:pStyle w:val="Heading2"/>
       </w:pPr>
       <w:r>
+        <w:rPr>
+          <w:lang w:val="es_ES" w:bidi="es_ES"/>
+        </w:rPr>
         <w:t>Judas 1:5</w:t>
       </w:r>
-      <w:r/>
+      <w:r>
+        <w:rPr>
+          <w:lang w:val="es_ES" w:bidi="es_ES"/>
+        </w:rPr>
+      </w:r>
     </w:p>
     <w:p>
       <w:pPr>
@@ -427,12 +771,22 @@
         <w:spacing w:line="240" w:lineRule="auto"/>
         <w:ind w:left="720"/>
       </w:pPr>
-      <w:r/>
-      <w:r>
+      <w:r>
+        <w:rPr>
+          <w:lang w:val="es_ES" w:bidi="es_ES"/>
+        </w:rPr>
+      </w:r>
+      <w:r>
+        <w:rPr>
+          <w:lang w:val="es_ES" w:bidi="es_ES"/>
+        </w:rPr>
         <w:t xml:space="preserve">Jesús existió antes de su nacimiento y liberó al pueblo de Israel de Egipto. Más tarde, castigó a aquellos que fueron infieles (ver </w:t>
       </w:r>
       <w:hyperlink r:id="rId24">
         <w:r>
+          <w:rPr>
+            <w:lang w:val="es_ES" w:bidi="es_ES"/>
+          </w:rPr>
           <w:rPr>
             <w:color w:val="0000EE"/>
             <w:u w:val="single"/>
@@ -441,6 +795,9 @@
         </w:r>
       </w:hyperlink>
       <w:r>
+        <w:rPr>
+          <w:lang w:val="es_ES" w:bidi="es_ES"/>
+        </w:rPr>
         <w:t>).</w:t>
       </w:r>
     </w:p>
@@ -450,21 +807,35 @@
         <w:spacing w:line="240" w:lineRule="auto"/>
         <w:ind w:left="720"/>
       </w:pPr>
-      <w:r/>
-      <w:r>
+      <w:r>
+        <w:rPr>
+          <w:lang w:val="es_ES" w:bidi="es_ES"/>
+        </w:rPr>
+      </w:r>
+      <w:r>
+        <w:rPr>
+          <w:lang w:val="es_ES" w:bidi="es_ES"/>
+        </w:rPr>
         <w:t>"el Señor habiendo salvado al pueblo de Egipto, después destruyó a los que no creían"</w:t>
       </w:r>
       <w:r>
         <w:rPr>
           <w:i/>
+          <w:lang w:val="es_ES" w:bidi="es_ES"/>
         </w:rPr>
         <w:t>:</w:t>
       </w:r>
       <w:r>
+        <w:rPr>
+          <w:lang w:val="es_ES" w:bidi="es_ES"/>
+        </w:rPr>
         <w:t xml:space="preserve"> La mayoría de las personas no confiaron en que Dios los mantendría a salvo. Debido a su falta de fe, Dios hizo que esa generación (excepto Josué y Caleb) vagara en el desierto hasta que murieron (ver </w:t>
       </w:r>
       <w:hyperlink r:id="rId25">
         <w:r>
+          <w:rPr>
+            <w:lang w:val="es_ES" w:bidi="es_ES"/>
+          </w:rPr>
           <w:rPr>
             <w:color w:val="0000EE"/>
             <w:u w:val="single"/>
@@ -473,36 +844,76 @@
         </w:r>
       </w:hyperlink>
       <w:r>
+        <w:rPr>
+          <w:lang w:val="es_ES" w:bidi="es_ES"/>
+        </w:rPr>
         <w:t>).</w:t>
       </w:r>
-      <w:r/>
-      <w:r/>
-    </w:p>
-    <w:p>
-      <w:r/>
+      <w:r>
+        <w:rPr>
+          <w:lang w:val="es_ES" w:bidi="es_ES"/>
+        </w:rPr>
+      </w:r>
+      <w:r>
+        <w:rPr>
+          <w:lang w:val="es_ES" w:bidi="es_ES"/>
+        </w:rPr>
+      </w:r>
+    </w:p>
+    <w:p>
+      <w:pPr/>
+      <w:r>
+        <w:rPr>
+          <w:lang w:val="es_ES" w:bidi="es_ES"/>
+        </w:rPr>
+      </w:r>
     </w:p>
     <w:p>
       <w:pPr>
         <w:pStyle w:val="Heading2"/>
       </w:pPr>
       <w:r>
+        <w:rPr>
+          <w:lang w:val="es_ES" w:bidi="es_ES"/>
+        </w:rPr>
         <w:t>Judas 1:5–16</w:t>
       </w:r>
-      <w:r/>
-    </w:p>
-    <w:p>
-      <w:r/>
-      <w:r>
+      <w:r>
+        <w:rPr>
+          <w:lang w:val="es_ES" w:bidi="es_ES"/>
+        </w:rPr>
+      </w:r>
+    </w:p>
+    <w:p>
+      <w:pPr/>
+      <w:r>
+        <w:rPr>
+          <w:lang w:val="es_ES" w:bidi="es_ES"/>
+        </w:rPr>
+      </w:r>
+      <w:r>
+        <w:rPr>
+          <w:lang w:val="es_ES" w:bidi="es_ES"/>
+        </w:rPr>
         <w:t>Esta sección explica "</w:t>
       </w:r>
       <w:r>
+        <w:rPr>
+          <w:lang w:val="es_ES" w:bidi="es_ES"/>
+        </w:rPr>
         <w:t>ordenados para esta condenación,</w:t>
       </w:r>
       <w:r>
+        <w:rPr>
+          <w:lang w:val="es_ES" w:bidi="es_ES"/>
+        </w:rPr>
         <w:t xml:space="preserve">" en </w:t>
       </w:r>
       <w:hyperlink r:id="rId26">
         <w:r>
+          <w:rPr>
+            <w:lang w:val="es_ES" w:bidi="es_ES"/>
+          </w:rPr>
           <w:rPr>
             <w:color w:val="0000EE"/>
             <w:u w:val="single"/>
@@ -511,42 +922,88 @@
         </w:r>
       </w:hyperlink>
       <w:r>
+        <w:rPr>
+          <w:lang w:val="es_ES" w:bidi="es_ES"/>
+        </w:rPr>
         <w:t xml:space="preserve"> utilizando ejemplos del Antiguo Testamento sobre el juicio de Dios hacia los falsos maestros.</w:t>
       </w:r>
-      <w:r/>
-      <w:r/>
-    </w:p>
-    <w:p>
-      <w:r/>
+      <w:r>
+        <w:rPr>
+          <w:lang w:val="es_ES" w:bidi="es_ES"/>
+        </w:rPr>
+      </w:r>
+      <w:r>
+        <w:rPr>
+          <w:lang w:val="es_ES" w:bidi="es_ES"/>
+        </w:rPr>
+      </w:r>
+    </w:p>
+    <w:p>
+      <w:pPr/>
+      <w:r>
+        <w:rPr>
+          <w:lang w:val="es_ES" w:bidi="es_ES"/>
+        </w:rPr>
+      </w:r>
     </w:p>
     <w:p>
       <w:pPr>
         <w:pStyle w:val="Heading2"/>
       </w:pPr>
       <w:r>
+        <w:rPr>
+          <w:lang w:val="es_ES" w:bidi="es_ES"/>
+        </w:rPr>
         <w:t>Judas 1:6</w:t>
       </w:r>
-      <w:r/>
-    </w:p>
-    <w:p>
-      <w:r/>
-      <w:r>
+      <w:r>
+        <w:rPr>
+          <w:lang w:val="es_ES" w:bidi="es_ES"/>
+        </w:rPr>
+      </w:r>
+    </w:p>
+    <w:p>
+      <w:pPr/>
+      <w:r>
+        <w:rPr>
+          <w:lang w:val="es_ES" w:bidi="es_ES"/>
+        </w:rPr>
+      </w:r>
+      <w:r>
+        <w:rPr>
+          <w:lang w:val="es_ES" w:bidi="es_ES"/>
+        </w:rPr>
         <w:t xml:space="preserve">Los ángeles podrían referirse a la caída de Satanás y los ángeles que lo siguieron, pero ningún pasaje del Antiguo Testamento describe claramente este evento (ver notas de estudio sobre </w:t>
       </w:r>
       <w:r>
+        <w:rPr>
+          <w:lang w:val="es_ES" w:bidi="es_ES"/>
+        </w:rPr>
         <w:t>Is 14:12–17,</w:t>
       </w:r>
       <w:r>
+        <w:rPr>
+          <w:lang w:val="es_ES" w:bidi="es_ES"/>
+        </w:rPr>
         <w:t xml:space="preserve"> </w:t>
       </w:r>
       <w:r>
+        <w:rPr>
+          <w:lang w:val="es_ES" w:bidi="es_ES"/>
+        </w:rPr>
         <w:t>Ez 28:12–19</w:t>
       </w:r>
       <w:r>
+        <w:rPr>
+          <w:lang w:val="es_ES" w:bidi="es_ES"/>
+        </w:rPr>
         <w:t xml:space="preserve">). Judas probablemente se refería a </w:t>
       </w:r>
       <w:hyperlink r:id="rId27">
         <w:r>
+          <w:rPr>
+            <w:lang w:val="es_ES" w:bidi="es_ES"/>
+          </w:rPr>
           <w:rPr>
             <w:color w:val="0000EE"/>
             <w:u w:val="single"/>
@@ -555,10 +1012,16 @@
         </w:r>
       </w:hyperlink>
       <w:r>
+        <w:rPr>
+          <w:lang w:val="es_ES" w:bidi="es_ES"/>
+        </w:rPr>
         <w:t xml:space="preserve">. La tradición judía entendía que los “hijos de Dios” en </w:t>
       </w:r>
       <w:hyperlink r:id="rId28">
         <w:r>
+          <w:rPr>
+            <w:lang w:val="es_ES" w:bidi="es_ES"/>
+          </w:rPr>
           <w:rPr>
             <w:color w:val="0000EE"/>
             <w:u w:val="single"/>
@@ -567,31 +1030,53 @@
         </w:r>
       </w:hyperlink>
       <w:r>
+        <w:rPr>
+          <w:lang w:val="es_ES" w:bidi="es_ES"/>
+        </w:rPr>
         <w:t xml:space="preserve"> eran ángeles malvados. Creían que Dios castigó a estos ángeles porque tuvieron relaciones sexuales con mujeres (ver </w:t>
       </w:r>
       <w:r>
         <w:rPr>
           <w:i/>
+          <w:lang w:val="es_ES" w:bidi="es_ES"/>
         </w:rPr>
         <w:t>1 Enoc</w:t>
       </w:r>
       <w:r>
+        <w:rPr>
+          <w:lang w:val="es_ES" w:bidi="es_ES"/>
+        </w:rPr>
         <w:t xml:space="preserve"> 6–10; ver también notas de estudio sobre </w:t>
       </w:r>
       <w:r>
+        <w:rPr>
+          <w:lang w:val="es_ES" w:bidi="es_ES"/>
+        </w:rPr>
         <w:t>1 Pe 3:19–20,</w:t>
       </w:r>
       <w:r>
+        <w:rPr>
+          <w:lang w:val="es_ES" w:bidi="es_ES"/>
+        </w:rPr>
         <w:t xml:space="preserve"> </w:t>
       </w:r>
       <w:r>
+        <w:rPr>
+          <w:lang w:val="es_ES" w:bidi="es_ES"/>
+        </w:rPr>
         <w:t>2 Pe 2:4</w:t>
       </w:r>
       <w:r>
+        <w:rPr>
+          <w:lang w:val="es_ES" w:bidi="es_ES"/>
+        </w:rPr>
         <w:t xml:space="preserve">). Judas más tarde (en </w:t>
       </w:r>
       <w:hyperlink r:id="rId29">
         <w:r>
+          <w:rPr>
+            <w:lang w:val="es_ES" w:bidi="es_ES"/>
+          </w:rPr>
           <w:rPr>
             <w:color w:val="0000EE"/>
             <w:u w:val="single"/>
@@ -600,31 +1085,58 @@
         </w:r>
       </w:hyperlink>
       <w:r>
+        <w:rPr>
+          <w:lang w:val="es_ES" w:bidi="es_ES"/>
+        </w:rPr>
         <w:t xml:space="preserve">) cita directamente de </w:t>
       </w:r>
       <w:r>
         <w:rPr>
           <w:i/>
+          <w:lang w:val="es_ES" w:bidi="es_ES"/>
         </w:rPr>
         <w:t>1 Enoc</w:t>
       </w:r>
       <w:r>
+        <w:rPr>
+          <w:lang w:val="es_ES" w:bidi="es_ES"/>
+        </w:rPr>
         <w:t>.</w:t>
       </w:r>
-      <w:r/>
-      <w:r/>
-    </w:p>
-    <w:p>
-      <w:r/>
+      <w:r>
+        <w:rPr>
+          <w:lang w:val="es_ES" w:bidi="es_ES"/>
+        </w:rPr>
+      </w:r>
+      <w:r>
+        <w:rPr>
+          <w:lang w:val="es_ES" w:bidi="es_ES"/>
+        </w:rPr>
+      </w:r>
+    </w:p>
+    <w:p>
+      <w:pPr/>
+      <w:r>
+        <w:rPr>
+          <w:lang w:val="es_ES" w:bidi="es_ES"/>
+        </w:rPr>
+      </w:r>
     </w:p>
     <w:p>
       <w:pPr>
         <w:pStyle w:val="Heading2"/>
       </w:pPr>
       <w:r>
+        <w:rPr>
+          <w:lang w:val="es_ES" w:bidi="es_ES"/>
+        </w:rPr>
         <w:t>Judas 1:7</w:t>
       </w:r>
-      <w:r/>
+      <w:r>
+        <w:rPr>
+          <w:lang w:val="es_ES" w:bidi="es_ES"/>
+        </w:rPr>
+      </w:r>
     </w:p>
     <w:p>
       <w:pPr>
@@ -632,12 +1144,22 @@
         <w:spacing w:line="240" w:lineRule="auto"/>
         <w:ind w:left="720"/>
       </w:pPr>
-      <w:r/>
-      <w:r>
+      <w:r>
+        <w:rPr>
+          <w:lang w:val="es_ES" w:bidi="es_ES"/>
+        </w:rPr>
+      </w:r>
+      <w:r>
+        <w:rPr>
+          <w:lang w:val="es_ES" w:bidi="es_ES"/>
+        </w:rPr>
         <w:t xml:space="preserve">El juicio de Dios sobre Sodoma y Gomorra se hizo muy conocido (ver </w:t>
       </w:r>
       <w:hyperlink r:id="rId30">
         <w:r>
+          <w:rPr>
+            <w:lang w:val="es_ES" w:bidi="es_ES"/>
+          </w:rPr>
           <w:rPr>
             <w:color w:val="0000EE"/>
             <w:u w:val="single"/>
@@ -646,10 +1168,16 @@
         </w:r>
       </w:hyperlink>
       <w:r>
+        <w:rPr>
+          <w:lang w:val="es_ES" w:bidi="es_ES"/>
+        </w:rPr>
         <w:t xml:space="preserve"> </w:t>
       </w:r>
       <w:hyperlink r:id="rId31">
         <w:r>
+          <w:rPr>
+            <w:lang w:val="es_ES" w:bidi="es_ES"/>
+          </w:rPr>
           <w:rPr>
             <w:color w:val="0000EE"/>
             <w:u w:val="single"/>
@@ -658,6 +1186,9 @@
         </w:r>
       </w:hyperlink>
       <w:r>
+        <w:rPr>
+          <w:lang w:val="es_ES" w:bidi="es_ES"/>
+        </w:rPr>
         <w:t>).</w:t>
       </w:r>
     </w:p>
@@ -667,15 +1198,28 @@
         <w:spacing w:line="240" w:lineRule="auto"/>
         <w:ind w:left="720"/>
       </w:pPr>
-      <w:r/>
-      <w:r>
+      <w:r>
+        <w:rPr>
+          <w:lang w:val="es_ES" w:bidi="es_ES"/>
+        </w:rPr>
+      </w:r>
+      <w:r>
+        <w:rPr>
+          <w:lang w:val="es_ES" w:bidi="es_ES"/>
+        </w:rPr>
         <w:t>"Las ciudades comarcanas"</w:t>
       </w:r>
       <w:r>
+        <w:rPr>
+          <w:lang w:val="es_ES" w:bidi="es_ES"/>
+        </w:rPr>
         <w:t xml:space="preserve">: </w:t>
       </w:r>
       <w:hyperlink r:id="rId32">
         <w:r>
+          <w:rPr>
+            <w:lang w:val="es_ES" w:bidi="es_ES"/>
+          </w:rPr>
           <w:rPr>
             <w:color w:val="0000EE"/>
             <w:u w:val="single"/>
@@ -684,6 +1228,9 @@
         </w:r>
       </w:hyperlink>
       <w:r>
+        <w:rPr>
+          <w:lang w:val="es_ES" w:bidi="es_ES"/>
+        </w:rPr>
         <w:t xml:space="preserve"> menciona a Adma y Zeboim.</w:t>
       </w:r>
     </w:p>
@@ -693,21 +1240,35 @@
         <w:spacing w:line="240" w:lineRule="auto"/>
         <w:ind w:left="720"/>
       </w:pPr>
-      <w:r/>
+      <w:r>
+        <w:rPr>
+          <w:lang w:val="es_ES" w:bidi="es_ES"/>
+        </w:rPr>
+      </w:r>
       <w:r>
         <w:rPr>
           <w:i/>
+          <w:lang w:val="es_ES" w:bidi="es_ES"/>
         </w:rPr>
         <w:t>"</w:t>
       </w:r>
       <w:r>
+        <w:rPr>
+          <w:lang w:val="es_ES" w:bidi="es_ES"/>
+        </w:rPr>
         <w:t>Habían fornicado, y habían seguido la carne extraña"</w:t>
       </w:r>
       <w:r>
+        <w:rPr>
+          <w:lang w:val="es_ES" w:bidi="es_ES"/>
+        </w:rPr>
         <w:t>: esto probablemente se refiere a relaciones sexuales entre personas del mismo sexo (</w:t>
       </w:r>
       <w:hyperlink r:id="rId33">
         <w:r>
+          <w:rPr>
+            <w:lang w:val="es_ES" w:bidi="es_ES"/>
+          </w:rPr>
           <w:rPr>
             <w:color w:val="0000EE"/>
             <w:u w:val="single"/>
@@ -716,45 +1277,84 @@
         </w:r>
       </w:hyperlink>
       <w:r>
+        <w:rPr>
+          <w:lang w:val="es_ES" w:bidi="es_ES"/>
+        </w:rPr>
         <w:t>).</w:t>
       </w:r>
-      <w:r/>
-      <w:r/>
-    </w:p>
-    <w:p>
-      <w:r/>
+      <w:r>
+        <w:rPr>
+          <w:lang w:val="es_ES" w:bidi="es_ES"/>
+        </w:rPr>
+      </w:r>
+      <w:r>
+        <w:rPr>
+          <w:lang w:val="es_ES" w:bidi="es_ES"/>
+        </w:rPr>
+      </w:r>
+    </w:p>
+    <w:p>
+      <w:pPr/>
+      <w:r>
+        <w:rPr>
+          <w:lang w:val="es_ES" w:bidi="es_ES"/>
+        </w:rPr>
+      </w:r>
     </w:p>
     <w:p>
       <w:pPr>
         <w:pStyle w:val="Heading2"/>
       </w:pPr>
       <w:r>
+        <w:rPr>
+          <w:lang w:val="es_ES" w:bidi="es_ES"/>
+        </w:rPr>
         <w:t>Judas 1:8</w:t>
       </w:r>
-      <w:r/>
-    </w:p>
-    <w:p>
-      <w:r/>
+      <w:r>
+        <w:rPr>
+          <w:lang w:val="es_ES" w:bidi="es_ES"/>
+        </w:rPr>
+      </w:r>
+    </w:p>
+    <w:p>
+      <w:pPr/>
+      <w:r>
+        <w:rPr>
+          <w:lang w:val="es_ES" w:bidi="es_ES"/>
+        </w:rPr>
+      </w:r>
       <w:r>
         <w:rPr>
           <w:i/>
+          <w:lang w:val="es_ES" w:bidi="es_ES"/>
         </w:rPr>
         <w:t>"</w:t>
       </w:r>
       <w:r>
+        <w:rPr>
+          <w:lang w:val="es_ES" w:bidi="es_ES"/>
+        </w:rPr>
         <w:t>soñadores</w:t>
       </w:r>
       <w:r>
         <w:rPr>
           <w:i/>
+          <w:lang w:val="es_ES" w:bidi="es_ES"/>
         </w:rPr>
         <w:t>"</w:t>
       </w:r>
       <w:r>
+        <w:rPr>
+          <w:lang w:val="es_ES" w:bidi="es_ES"/>
+        </w:rPr>
         <w:t xml:space="preserve">: Esto probablemente se refiere a ángeles malignos. En el Antiguo Testamento y el judaísmo, los ángeles desempeñaban un papel importante en el juicio. Los falsos maestros podrían haber estado minimizando la realidad de un juicio futuro (ver </w:t>
       </w:r>
       <w:hyperlink r:id="rId34">
         <w:r>
+          <w:rPr>
+            <w:lang w:val="es_ES" w:bidi="es_ES"/>
+          </w:rPr>
           <w:rPr>
             <w:color w:val="0000EE"/>
             <w:u w:val="single"/>
@@ -763,10 +1363,16 @@
         </w:r>
       </w:hyperlink>
       <w:r>
+        <w:rPr>
+          <w:lang w:val="es_ES" w:bidi="es_ES"/>
+        </w:rPr>
         <w:t xml:space="preserve"> </w:t>
       </w:r>
       <w:hyperlink r:id="rId35">
         <w:r>
+          <w:rPr>
+            <w:lang w:val="es_ES" w:bidi="es_ES"/>
+          </w:rPr>
           <w:rPr>
             <w:color w:val="0000EE"/>
             <w:u w:val="single"/>
@@ -775,10 +1381,16 @@
         </w:r>
       </w:hyperlink>
       <w:r>
+        <w:rPr>
+          <w:lang w:val="es_ES" w:bidi="es_ES"/>
+        </w:rPr>
         <w:t xml:space="preserve">) o negando el origen glorioso de estos ángeles que se rebelaron contra Dios (comparar </w:t>
       </w:r>
       <w:hyperlink r:id="rId36">
         <w:r>
+          <w:rPr>
+            <w:lang w:val="es_ES" w:bidi="es_ES"/>
+          </w:rPr>
           <w:rPr>
             <w:color w:val="0000EE"/>
             <w:u w:val="single"/>
@@ -787,33 +1399,70 @@
         </w:r>
       </w:hyperlink>
       <w:r>
+        <w:rPr>
+          <w:lang w:val="es_ES" w:bidi="es_ES"/>
+        </w:rPr>
         <w:t>).</w:t>
       </w:r>
-      <w:r/>
-      <w:r/>
-    </w:p>
-    <w:p>
-      <w:r/>
+      <w:r>
+        <w:rPr>
+          <w:lang w:val="es_ES" w:bidi="es_ES"/>
+        </w:rPr>
+      </w:r>
+      <w:r>
+        <w:rPr>
+          <w:lang w:val="es_ES" w:bidi="es_ES"/>
+        </w:rPr>
+      </w:r>
+    </w:p>
+    <w:p>
+      <w:pPr/>
+      <w:r>
+        <w:rPr>
+          <w:lang w:val="es_ES" w:bidi="es_ES"/>
+        </w:rPr>
+      </w:r>
     </w:p>
     <w:p>
       <w:pPr>
         <w:pStyle w:val="Heading2"/>
       </w:pPr>
       <w:r>
+        <w:rPr>
+          <w:lang w:val="es_ES" w:bidi="es_ES"/>
+        </w:rPr>
         <w:t>Judas 1:9</w:t>
       </w:r>
-      <w:r/>
-    </w:p>
-    <w:p>
-      <w:r/>
-      <w:r>
+      <w:r>
+        <w:rPr>
+          <w:lang w:val="es_ES" w:bidi="es_ES"/>
+        </w:rPr>
+      </w:r>
+    </w:p>
+    <w:p>
+      <w:pPr/>
+      <w:r>
+        <w:rPr>
+          <w:lang w:val="es_ES" w:bidi="es_ES"/>
+        </w:rPr>
+      </w:r>
+      <w:r>
+        <w:rPr>
+          <w:lang w:val="es_ES" w:bidi="es_ES"/>
+        </w:rPr>
         <w:t>Miguel</w:t>
       </w:r>
       <w:r>
+        <w:rPr>
+          <w:lang w:val="es_ES" w:bidi="es_ES"/>
+        </w:rPr>
         <w:t xml:space="preserve"> es uno de los ángeles más poderosos. En la tradición judía, un "arcángel" es el rango más alto de ángel (ver también </w:t>
       </w:r>
       <w:hyperlink r:id="rId37">
         <w:r>
+          <w:rPr>
+            <w:lang w:val="es_ES" w:bidi="es_ES"/>
+          </w:rPr>
           <w:rPr>
             <w:color w:val="0000EE"/>
             <w:u w:val="single"/>
@@ -822,10 +1471,16 @@
         </w:r>
       </w:hyperlink>
       <w:r>
+        <w:rPr>
+          <w:lang w:val="es_ES" w:bidi="es_ES"/>
+        </w:rPr>
         <w:t>). Miguel es mencionado varias veces en la Biblia (</w:t>
       </w:r>
       <w:hyperlink r:id="rId38">
         <w:r>
+          <w:rPr>
+            <w:lang w:val="es_ES" w:bidi="es_ES"/>
+          </w:rPr>
           <w:rPr>
             <w:color w:val="0000EE"/>
             <w:u w:val="single"/>
@@ -834,10 +1489,16 @@
         </w:r>
       </w:hyperlink>
       <w:r>
+        <w:rPr>
+          <w:lang w:val="es_ES" w:bidi="es_ES"/>
+        </w:rPr>
         <w:t xml:space="preserve">, </w:t>
       </w:r>
       <w:hyperlink r:id="rId39">
         <w:r>
+          <w:rPr>
+            <w:lang w:val="es_ES" w:bidi="es_ES"/>
+          </w:rPr>
           <w:rPr>
             <w:color w:val="0000EE"/>
             <w:u w:val="single"/>
@@ -846,10 +1507,16 @@
         </w:r>
       </w:hyperlink>
       <w:r>
+        <w:rPr>
+          <w:lang w:val="es_ES" w:bidi="es_ES"/>
+        </w:rPr>
         <w:t xml:space="preserve"> </w:t>
       </w:r>
       <w:hyperlink r:id="rId40">
         <w:r>
+          <w:rPr>
+            <w:lang w:val="es_ES" w:bidi="es_ES"/>
+          </w:rPr>
           <w:rPr>
             <w:color w:val="0000EE"/>
             <w:u w:val="single"/>
@@ -858,10 +1525,16 @@
         </w:r>
       </w:hyperlink>
       <w:r>
+        <w:rPr>
+          <w:lang w:val="es_ES" w:bidi="es_ES"/>
+        </w:rPr>
         <w:t xml:space="preserve"> </w:t>
       </w:r>
       <w:hyperlink r:id="rId41">
         <w:r>
+          <w:rPr>
+            <w:lang w:val="es_ES" w:bidi="es_ES"/>
+          </w:rPr>
           <w:rPr>
             <w:color w:val="0000EE"/>
             <w:u w:val="single"/>
@@ -870,31 +1543,58 @@
         </w:r>
       </w:hyperlink>
       <w:r>
+        <w:rPr>
+          <w:lang w:val="es_ES" w:bidi="es_ES"/>
+        </w:rPr>
         <w:t xml:space="preserve">). La historia de su lucha contra el diablo por el cuerpo de Moisés no está en el Antiguo Testamento, pero se encuentra en la tradición judía (ver </w:t>
       </w:r>
       <w:r>
         <w:rPr>
           <w:i/>
+          <w:lang w:val="es_ES" w:bidi="es_ES"/>
         </w:rPr>
         <w:t>Asunción de Moisés</w:t>
       </w:r>
       <w:r>
+        <w:rPr>
+          <w:lang w:val="es_ES" w:bidi="es_ES"/>
+        </w:rPr>
         <w:t>).</w:t>
       </w:r>
-      <w:r/>
-      <w:r/>
-    </w:p>
-    <w:p>
-      <w:r/>
+      <w:r>
+        <w:rPr>
+          <w:lang w:val="es_ES" w:bidi="es_ES"/>
+        </w:rPr>
+      </w:r>
+      <w:r>
+        <w:rPr>
+          <w:lang w:val="es_ES" w:bidi="es_ES"/>
+        </w:rPr>
+      </w:r>
+    </w:p>
+    <w:p>
+      <w:pPr/>
+      <w:r>
+        <w:rPr>
+          <w:lang w:val="es_ES" w:bidi="es_ES"/>
+        </w:rPr>
+      </w:r>
     </w:p>
     <w:p>
       <w:pPr>
         <w:pStyle w:val="Heading2"/>
       </w:pPr>
       <w:r>
+        <w:rPr>
+          <w:lang w:val="es_ES" w:bidi="es_ES"/>
+        </w:rPr>
         <w:t>Judas 1:11</w:t>
       </w:r>
-      <w:r/>
+      <w:r>
+        <w:rPr>
+          <w:lang w:val="es_ES" w:bidi="es_ES"/>
+        </w:rPr>
+      </w:r>
     </w:p>
     <w:p>
       <w:pPr>
@@ -902,27 +1602,42 @@
         <w:spacing w:line="240" w:lineRule="auto"/>
         <w:ind w:left="720"/>
       </w:pPr>
-      <w:r/>
+      <w:r>
+        <w:rPr>
+          <w:lang w:val="es_ES" w:bidi="es_ES"/>
+        </w:rPr>
+      </w:r>
       <w:r>
         <w:rPr>
           <w:i/>
+          <w:lang w:val="es_ES" w:bidi="es_ES"/>
         </w:rPr>
         <w:t>"</w:t>
       </w:r>
       <w:r>
+        <w:rPr>
+          <w:lang w:val="es_ES" w:bidi="es_ES"/>
+        </w:rPr>
         <w:t>Caín</w:t>
       </w:r>
       <w:r>
         <w:rPr>
           <w:i/>
+          <w:lang w:val="es_ES" w:bidi="es_ES"/>
         </w:rPr>
         <w:t>"</w:t>
       </w:r>
       <w:r>
+        <w:rPr>
+          <w:lang w:val="es_ES" w:bidi="es_ES"/>
+        </w:rPr>
         <w:t xml:space="preserve">: Consulta </w:t>
       </w:r>
       <w:hyperlink r:id="rId42">
         <w:r>
+          <w:rPr>
+            <w:lang w:val="es_ES" w:bidi="es_ES"/>
+          </w:rPr>
           <w:rPr>
             <w:color w:val="0000EE"/>
             <w:u w:val="single"/>
@@ -931,6 +1646,9 @@
         </w:r>
       </w:hyperlink>
       <w:r>
+        <w:rPr>
+          <w:lang w:val="es_ES" w:bidi="es_ES"/>
+        </w:rPr>
         <w:t>.</w:t>
       </w:r>
     </w:p>
@@ -940,29 +1658,47 @@
         <w:spacing w:line="240" w:lineRule="auto"/>
         <w:ind w:left="720"/>
       </w:pPr>
-      <w:r/>
+      <w:r>
+        <w:rPr>
+          <w:lang w:val="es_ES" w:bidi="es_ES"/>
+        </w:rPr>
+      </w:r>
       <w:r>
         <w:rPr>
           <w:i/>
+          <w:lang w:val="es_ES" w:bidi="es_ES"/>
         </w:rPr>
         <w:t>"</w:t>
       </w:r>
       <w:r>
+        <w:rPr>
+          <w:lang w:val="es_ES" w:bidi="es_ES"/>
+        </w:rPr>
         <w:t>Balaam</w:t>
       </w:r>
       <w:r>
         <w:rPr>
           <w:i/>
+          <w:lang w:val="es_ES" w:bidi="es_ES"/>
         </w:rPr>
         <w:t>"</w:t>
       </w:r>
       <w:r>
+        <w:rPr>
+          <w:lang w:val="es_ES" w:bidi="es_ES"/>
+        </w:rPr>
         <w:t xml:space="preserve">: Consulta </w:t>
       </w:r>
       <w:r>
+        <w:rPr>
+          <w:lang w:val="es_ES" w:bidi="es_ES"/>
+        </w:rPr>
         <w:t>la nota de estudio sobre 2 Pe 2:15</w:t>
       </w:r>
       <w:r>
+        <w:rPr>
+          <w:lang w:val="es_ES" w:bidi="es_ES"/>
+        </w:rPr>
         <w:t>.</w:t>
       </w:r>
     </w:p>
@@ -972,27 +1708,42 @@
         <w:spacing w:line="240" w:lineRule="auto"/>
         <w:ind w:left="720"/>
       </w:pPr>
-      <w:r/>
+      <w:r>
+        <w:rPr>
+          <w:lang w:val="es_ES" w:bidi="es_ES"/>
+        </w:rPr>
+      </w:r>
       <w:r>
         <w:rPr>
           <w:i/>
+          <w:lang w:val="es_ES" w:bidi="es_ES"/>
         </w:rPr>
         <w:t>"</w:t>
       </w:r>
       <w:r>
+        <w:rPr>
+          <w:lang w:val="es_ES" w:bidi="es_ES"/>
+        </w:rPr>
         <w:t>Coré</w:t>
       </w:r>
       <w:r>
         <w:rPr>
           <w:i/>
+          <w:lang w:val="es_ES" w:bidi="es_ES"/>
         </w:rPr>
         <w:t>"</w:t>
       </w:r>
       <w:r>
+        <w:rPr>
+          <w:lang w:val="es_ES" w:bidi="es_ES"/>
+        </w:rPr>
         <w:t xml:space="preserve">: Consulta </w:t>
       </w:r>
       <w:hyperlink r:id="rId43">
         <w:r>
+          <w:rPr>
+            <w:lang w:val="es_ES" w:bidi="es_ES"/>
+          </w:rPr>
           <w:rPr>
             <w:color w:val="0000EE"/>
             <w:u w:val="single"/>
@@ -1001,70 +1752,160 @@
         </w:r>
       </w:hyperlink>
       <w:r>
+        <w:rPr>
+          <w:lang w:val="es_ES" w:bidi="es_ES"/>
+        </w:rPr>
         <w:t>.</w:t>
       </w:r>
-      <w:r/>
-      <w:r/>
-    </w:p>
-    <w:p>
-      <w:r/>
+      <w:r>
+        <w:rPr>
+          <w:lang w:val="es_ES" w:bidi="es_ES"/>
+        </w:rPr>
+      </w:r>
+      <w:r>
+        <w:rPr>
+          <w:lang w:val="es_ES" w:bidi="es_ES"/>
+        </w:rPr>
+      </w:r>
+    </w:p>
+    <w:p>
+      <w:pPr/>
+      <w:r>
+        <w:rPr>
+          <w:lang w:val="es_ES" w:bidi="es_ES"/>
+        </w:rPr>
+      </w:r>
     </w:p>
     <w:p>
       <w:pPr>
         <w:pStyle w:val="Heading2"/>
       </w:pPr>
       <w:r>
+        <w:rPr>
+          <w:lang w:val="es_ES" w:bidi="es_ES"/>
+        </w:rPr>
         <w:t>Judas 1:12</w:t>
       </w:r>
-      <w:r/>
-    </w:p>
-    <w:p>
-      <w:r/>
-      <w:r>
+      <w:r>
+        <w:rPr>
+          <w:lang w:val="es_ES" w:bidi="es_ES"/>
+        </w:rPr>
+      </w:r>
+    </w:p>
+    <w:p>
+      <w:pPr/>
+      <w:r>
+        <w:rPr>
+          <w:lang w:val="es_ES" w:bidi="es_ES"/>
+        </w:rPr>
+      </w:r>
+      <w:r>
+        <w:rPr>
+          <w:lang w:val="es_ES" w:bidi="es_ES"/>
+        </w:rPr>
         <w:t>Los primeros cristianos celebraban la Cena del Señor como parte de comidas de compañerismo que compartían entre ellos.</w:t>
       </w:r>
-      <w:r/>
-      <w:r/>
-    </w:p>
-    <w:p>
-      <w:r/>
+      <w:r>
+        <w:rPr>
+          <w:lang w:val="es_ES" w:bidi="es_ES"/>
+        </w:rPr>
+      </w:r>
+      <w:r>
+        <w:rPr>
+          <w:lang w:val="es_ES" w:bidi="es_ES"/>
+        </w:rPr>
+      </w:r>
+    </w:p>
+    <w:p>
+      <w:pPr/>
+      <w:r>
+        <w:rPr>
+          <w:lang w:val="es_ES" w:bidi="es_ES"/>
+        </w:rPr>
+      </w:r>
     </w:p>
     <w:p>
       <w:pPr>
         <w:pStyle w:val="Heading2"/>
       </w:pPr>
       <w:r>
+        <w:rPr>
+          <w:lang w:val="es_ES" w:bidi="es_ES"/>
+        </w:rPr>
         <w:t>Judas 1:13</w:t>
       </w:r>
-      <w:r/>
-    </w:p>
-    <w:p>
-      <w:r/>
-      <w:r>
+      <w:r>
+        <w:rPr>
+          <w:lang w:val="es_ES" w:bidi="es_ES"/>
+        </w:rPr>
+      </w:r>
+    </w:p>
+    <w:p>
+      <w:pPr/>
+      <w:r>
+        <w:rPr>
+          <w:lang w:val="es_ES" w:bidi="es_ES"/>
+        </w:rPr>
+      </w:r>
+      <w:r>
+        <w:rPr>
+          <w:lang w:val="es_ES" w:bidi="es_ES"/>
+        </w:rPr>
         <w:t>En el pasado, la gente creía que los planetas eran estrellas errantes debido a sus movimientos irregulares en el cielo. De manera similar, los falsos maestros se desplazaban enseñando cosas que no eran verdaderas, y Dios condenó sus acciones.</w:t>
       </w:r>
-      <w:r/>
-      <w:r/>
-    </w:p>
-    <w:p>
-      <w:r/>
+      <w:r>
+        <w:rPr>
+          <w:lang w:val="es_ES" w:bidi="es_ES"/>
+        </w:rPr>
+      </w:r>
+      <w:r>
+        <w:rPr>
+          <w:lang w:val="es_ES" w:bidi="es_ES"/>
+        </w:rPr>
+      </w:r>
+    </w:p>
+    <w:p>
+      <w:pPr/>
+      <w:r>
+        <w:rPr>
+          <w:lang w:val="es_ES" w:bidi="es_ES"/>
+        </w:rPr>
+      </w:r>
     </w:p>
     <w:p>
       <w:pPr>
         <w:pStyle w:val="Heading2"/>
       </w:pPr>
       <w:r>
+        <w:rPr>
+          <w:lang w:val="es_ES" w:bidi="es_ES"/>
+        </w:rPr>
         <w:t>Judas 1:14–15</w:t>
       </w:r>
-      <w:r/>
-    </w:p>
-    <w:p>
-      <w:r/>
-      <w:r>
+      <w:r>
+        <w:rPr>
+          <w:lang w:val="es_ES" w:bidi="es_ES"/>
+        </w:rPr>
+      </w:r>
+    </w:p>
+    <w:p>
+      <w:pPr/>
+      <w:r>
+        <w:rPr>
+          <w:lang w:val="es_ES" w:bidi="es_ES"/>
+        </w:rPr>
+      </w:r>
+      <w:r>
+        <w:rPr>
+          <w:lang w:val="es_ES" w:bidi="es_ES"/>
+        </w:rPr>
         <w:t xml:space="preserve">Enoc fue un temprano descendiente de Adán (ver </w:t>
       </w:r>
       <w:hyperlink r:id="rId44">
         <w:r>
+          <w:rPr>
+            <w:lang w:val="es_ES" w:bidi="es_ES"/>
+          </w:rPr>
           <w:rPr>
             <w:color w:val="0000EE"/>
             <w:u w:val="single"/>
@@ -1073,10 +1914,16 @@
         </w:r>
       </w:hyperlink>
       <w:r>
+        <w:rPr>
+          <w:lang w:val="es_ES" w:bidi="es_ES"/>
+        </w:rPr>
         <w:t xml:space="preserve"> </w:t>
       </w:r>
       <w:hyperlink r:id="rId45">
         <w:r>
+          <w:rPr>
+            <w:lang w:val="es_ES" w:bidi="es_ES"/>
+          </w:rPr>
           <w:rPr>
             <w:color w:val="0000EE"/>
             <w:u w:val="single"/>
@@ -1085,10 +1932,16 @@
         </w:r>
       </w:hyperlink>
       <w:r>
+        <w:rPr>
+          <w:lang w:val="es_ES" w:bidi="es_ES"/>
+        </w:rPr>
         <w:t xml:space="preserve">). </w:t>
       </w:r>
       <w:hyperlink r:id="rId46">
         <w:r>
+          <w:rPr>
+            <w:lang w:val="es_ES" w:bidi="es_ES"/>
+          </w:rPr>
           <w:rPr>
             <w:color w:val="0000EE"/>
             <w:u w:val="single"/>
@@ -1097,10 +1950,16 @@
         </w:r>
       </w:hyperlink>
       <w:r>
+        <w:rPr>
+          <w:lang w:val="es_ES" w:bidi="es_ES"/>
+        </w:rPr>
         <w:t xml:space="preserve"> sugiere que Enoc no murió, sino que fue llevado directamente al cielo (comparar </w:t>
       </w:r>
       <w:hyperlink r:id="rId47">
         <w:r>
+          <w:rPr>
+            <w:lang w:val="es_ES" w:bidi="es_ES"/>
+          </w:rPr>
           <w:rPr>
             <w:color w:val="0000EE"/>
             <w:u w:val="single"/>
@@ -1109,10 +1968,16 @@
         </w:r>
       </w:hyperlink>
       <w:r>
+        <w:rPr>
+          <w:lang w:val="es_ES" w:bidi="es_ES"/>
+        </w:rPr>
         <w:t xml:space="preserve"> ver </w:t>
       </w:r>
       <w:hyperlink r:id="rId48">
         <w:r>
+          <w:rPr>
+            <w:lang w:val="es_ES" w:bidi="es_ES"/>
+          </w:rPr>
           <w:rPr>
             <w:color w:val="0000EE"/>
             <w:u w:val="single"/>
@@ -1121,48 +1986,90 @@
         </w:r>
       </w:hyperlink>
       <w:r>
+        <w:rPr>
+          <w:lang w:val="es_ES" w:bidi="es_ES"/>
+        </w:rPr>
         <w:t>). Este reconocimiento especial de Dios y la mención limitada de él en las Escrituras hacen de Enoc un personaje interesante. La literatura judía contiene varias leyendas sobre él, y al menos dos libros de visiones apocalípticas escritos entre el Antiguo y el Nuevo Testamento se le atribuyen (</w:t>
       </w:r>
       <w:r>
         <w:rPr>
           <w:i/>
+          <w:lang w:val="es_ES" w:bidi="es_ES"/>
         </w:rPr>
         <w:t>1–2 Enoc</w:t>
       </w:r>
       <w:r>
+        <w:rPr>
+          <w:lang w:val="es_ES" w:bidi="es_ES"/>
+        </w:rPr>
         <w:t>).</w:t>
       </w:r>
-      <w:r/>
-      <w:r/>
-    </w:p>
-    <w:p>
-      <w:r/>
+      <w:r>
+        <w:rPr>
+          <w:lang w:val="es_ES" w:bidi="es_ES"/>
+        </w:rPr>
+      </w:r>
+      <w:r>
+        <w:rPr>
+          <w:lang w:val="es_ES" w:bidi="es_ES"/>
+        </w:rPr>
+      </w:r>
+    </w:p>
+    <w:p>
+      <w:pPr/>
+      <w:r>
+        <w:rPr>
+          <w:lang w:val="es_ES" w:bidi="es_ES"/>
+        </w:rPr>
+      </w:r>
     </w:p>
     <w:p>
       <w:pPr>
         <w:pStyle w:val="Heading2"/>
       </w:pPr>
       <w:r>
+        <w:rPr>
+          <w:lang w:val="es_ES" w:bidi="es_ES"/>
+        </w:rPr>
         <w:t>Judas 1:17</w:t>
       </w:r>
-      <w:r/>
-    </w:p>
-    <w:p>
-      <w:r/>
+      <w:r>
+        <w:rPr>
+          <w:lang w:val="es_ES" w:bidi="es_ES"/>
+        </w:rPr>
+      </w:r>
+    </w:p>
+    <w:p>
+      <w:pPr/>
+      <w:r>
+        <w:rPr>
+          <w:lang w:val="es_ES" w:bidi="es_ES"/>
+        </w:rPr>
+      </w:r>
       <w:r>
         <w:rPr>
           <w:i/>
+          <w:lang w:val="es_ES" w:bidi="es_ES"/>
         </w:rPr>
         <w:t>"</w:t>
       </w:r>
       <w:r>
+        <w:rPr>
+          <w:lang w:val="es_ES" w:bidi="es_ES"/>
+        </w:rPr>
         <w:t xml:space="preserve">las palabras que antes han sido dichas por los apóstoles de nuestro Señor Jesucristo": </w:t>
       </w:r>
       <w:r>
+        <w:rPr>
+          <w:lang w:val="es_ES" w:bidi="es_ES"/>
+        </w:rPr>
         <w:t xml:space="preserve"> Ver </w:t>
       </w:r>
       <w:hyperlink r:id="rId49">
         <w:r>
+          <w:rPr>
+            <w:lang w:val="es_ES" w:bidi="es_ES"/>
+          </w:rPr>
           <w:rPr>
             <w:color w:val="0000EE"/>
             <w:u w:val="single"/>
@@ -1171,10 +2078,16 @@
         </w:r>
       </w:hyperlink>
       <w:r>
+        <w:rPr>
+          <w:lang w:val="es_ES" w:bidi="es_ES"/>
+        </w:rPr>
         <w:t xml:space="preserve">, </w:t>
       </w:r>
       <w:hyperlink r:id="rId50">
         <w:r>
+          <w:rPr>
+            <w:lang w:val="es_ES" w:bidi="es_ES"/>
+          </w:rPr>
           <w:rPr>
             <w:color w:val="0000EE"/>
             <w:u w:val="single"/>
@@ -1183,10 +2096,16 @@
         </w:r>
       </w:hyperlink>
       <w:r>
+        <w:rPr>
+          <w:lang w:val="es_ES" w:bidi="es_ES"/>
+        </w:rPr>
         <w:t xml:space="preserve"> y </w:t>
       </w:r>
       <w:hyperlink r:id="rId51">
         <w:r>
+          <w:rPr>
+            <w:lang w:val="es_ES" w:bidi="es_ES"/>
+          </w:rPr>
           <w:rPr>
             <w:color w:val="0000EE"/>
             <w:u w:val="single"/>
@@ -1195,30 +2114,64 @@
         </w:r>
       </w:hyperlink>
       <w:r>
+        <w:rPr>
+          <w:lang w:val="es_ES" w:bidi="es_ES"/>
+        </w:rPr>
         <w:t>.</w:t>
       </w:r>
-      <w:r/>
-      <w:r/>
-    </w:p>
-    <w:p>
-      <w:r/>
+      <w:r>
+        <w:rPr>
+          <w:lang w:val="es_ES" w:bidi="es_ES"/>
+        </w:rPr>
+      </w:r>
+      <w:r>
+        <w:rPr>
+          <w:lang w:val="es_ES" w:bidi="es_ES"/>
+        </w:rPr>
+      </w:r>
+    </w:p>
+    <w:p>
+      <w:pPr/>
+      <w:r>
+        <w:rPr>
+          <w:lang w:val="es_ES" w:bidi="es_ES"/>
+        </w:rPr>
+      </w:r>
     </w:p>
     <w:p>
       <w:pPr>
         <w:pStyle w:val="Heading2"/>
       </w:pPr>
       <w:r>
+        <w:rPr>
+          <w:lang w:val="es_ES" w:bidi="es_ES"/>
+        </w:rPr>
         <w:t>Judas 1:17–23</w:t>
       </w:r>
-      <w:r/>
-    </w:p>
-    <w:p>
-      <w:r/>
-      <w:r>
+      <w:r>
+        <w:rPr>
+          <w:lang w:val="es_ES" w:bidi="es_ES"/>
+        </w:rPr>
+      </w:r>
+    </w:p>
+    <w:p>
+      <w:pPr/>
+      <w:r>
+        <w:rPr>
+          <w:lang w:val="es_ES" w:bidi="es_ES"/>
+        </w:rPr>
+      </w:r>
+      <w:r>
+        <w:rPr>
+          <w:lang w:val="es_ES" w:bidi="es_ES"/>
+        </w:rPr>
         <w:t xml:space="preserve">Después de condenar a los maestros falsos, Judas nuevamente anima directamente a sus lectores (ver </w:t>
       </w:r>
       <w:hyperlink r:id="rId52">
         <w:r>
+          <w:rPr>
+            <w:lang w:val="es_ES" w:bidi="es_ES"/>
+          </w:rPr>
           <w:rPr>
             <w:color w:val="0000EE"/>
             <w:u w:val="single"/>
@@ -1227,10 +2180,16 @@
         </w:r>
       </w:hyperlink>
       <w:r>
+        <w:rPr>
+          <w:lang w:val="es_ES" w:bidi="es_ES"/>
+        </w:rPr>
         <w:t>). Los apóstoles les habían advertido sobre las falsas enseñanzas (</w:t>
       </w:r>
       <w:hyperlink r:id="rId53">
         <w:r>
+          <w:rPr>
+            <w:lang w:val="es_ES" w:bidi="es_ES"/>
+          </w:rPr>
           <w:rPr>
             <w:color w:val="0000EE"/>
             <w:u w:val="single"/>
@@ -1239,10 +2198,16 @@
         </w:r>
       </w:hyperlink>
       <w:r>
+        <w:rPr>
+          <w:lang w:val="es_ES" w:bidi="es_ES"/>
+        </w:rPr>
         <w:t>). Deben apoyarse mutuamente en su fe (</w:t>
       </w:r>
       <w:hyperlink r:id="rId54">
         <w:r>
+          <w:rPr>
+            <w:lang w:val="es_ES" w:bidi="es_ES"/>
+          </w:rPr>
           <w:rPr>
             <w:color w:val="0000EE"/>
             <w:u w:val="single"/>
@@ -1251,10 +2216,16 @@
         </w:r>
       </w:hyperlink>
       <w:r>
+        <w:rPr>
+          <w:lang w:val="es_ES" w:bidi="es_ES"/>
+        </w:rPr>
         <w:t>). También deben ayudar a aquellos que podrían ser engañados por los maestros falsos (</w:t>
       </w:r>
       <w:hyperlink r:id="rId22">
         <w:r>
+          <w:rPr>
+            <w:lang w:val="es_ES" w:bidi="es_ES"/>
+          </w:rPr>
           <w:rPr>
             <w:color w:val="0000EE"/>
             <w:u w:val="single"/>
@@ -1263,39 +2234,77 @@
         </w:r>
       </w:hyperlink>
       <w:r>
+        <w:rPr>
+          <w:lang w:val="es_ES" w:bidi="es_ES"/>
+        </w:rPr>
         <w:t>).</w:t>
       </w:r>
-      <w:r/>
-      <w:r/>
-    </w:p>
-    <w:p>
-      <w:r/>
+      <w:r>
+        <w:rPr>
+          <w:lang w:val="es_ES" w:bidi="es_ES"/>
+        </w:rPr>
+      </w:r>
+      <w:r>
+        <w:rPr>
+          <w:lang w:val="es_ES" w:bidi="es_ES"/>
+        </w:rPr>
+      </w:r>
+    </w:p>
+    <w:p>
+      <w:pPr/>
+      <w:r>
+        <w:rPr>
+          <w:lang w:val="es_ES" w:bidi="es_ES"/>
+        </w:rPr>
+      </w:r>
     </w:p>
     <w:p>
       <w:pPr>
         <w:pStyle w:val="Heading2"/>
       </w:pPr>
       <w:r>
+        <w:rPr>
+          <w:lang w:val="es_ES" w:bidi="es_ES"/>
+        </w:rPr>
         <w:t>Judas 1:18</w:t>
       </w:r>
-      <w:r/>
-    </w:p>
-    <w:p>
-      <w:r/>
+      <w:r>
+        <w:rPr>
+          <w:lang w:val="es_ES" w:bidi="es_ES"/>
+        </w:rPr>
+      </w:r>
+    </w:p>
+    <w:p>
+      <w:pPr/>
+      <w:r>
+        <w:rPr>
+          <w:lang w:val="es_ES" w:bidi="es_ES"/>
+        </w:rPr>
+      </w:r>
       <w:r>
         <w:rPr>
           <w:i/>
+          <w:lang w:val="es_ES" w:bidi="es_ES"/>
         </w:rPr>
         <w:t>"</w:t>
       </w:r>
       <w:r>
+        <w:rPr>
+          <w:lang w:val="es_ES" w:bidi="es_ES"/>
+        </w:rPr>
         <w:t>en el postrer"</w:t>
       </w:r>
       <w:r>
+        <w:rPr>
+          <w:lang w:val="es_ES" w:bidi="es_ES"/>
+        </w:rPr>
         <w:t>: Jesús, al venir como el Mesías (el elegido de Dios), inició la etapa final del plan de Dios. Este es el momento en que las profecías del Antiguo Testamento sobre los últimos días comenzaron a cumplirse. Debido a esto, Judas utiliza la profecía de los apóstoles sobre los últimos tiempos para abordar la crisis actual causada por falsos maestros (</w:t>
       </w:r>
       <w:hyperlink r:id="rId55">
         <w:r>
+          <w:rPr>
+            <w:lang w:val="es_ES" w:bidi="es_ES"/>
+          </w:rPr>
           <w:rPr>
             <w:color w:val="0000EE"/>
             <w:u w:val="single"/>
@@ -1304,30 +2313,64 @@
         </w:r>
       </w:hyperlink>
       <w:r>
+        <w:rPr>
+          <w:lang w:val="es_ES" w:bidi="es_ES"/>
+        </w:rPr>
         <w:t>).</w:t>
       </w:r>
-      <w:r/>
-      <w:r/>
-    </w:p>
-    <w:p>
-      <w:r/>
+      <w:r>
+        <w:rPr>
+          <w:lang w:val="es_ES" w:bidi="es_ES"/>
+        </w:rPr>
+      </w:r>
+      <w:r>
+        <w:rPr>
+          <w:lang w:val="es_ES" w:bidi="es_ES"/>
+        </w:rPr>
+      </w:r>
+    </w:p>
+    <w:p>
+      <w:pPr/>
+      <w:r>
+        <w:rPr>
+          <w:lang w:val="es_ES" w:bidi="es_ES"/>
+        </w:rPr>
+      </w:r>
     </w:p>
     <w:p>
       <w:pPr>
         <w:pStyle w:val="Heading2"/>
       </w:pPr>
       <w:r>
+        <w:rPr>
+          <w:lang w:val="es_ES" w:bidi="es_ES"/>
+        </w:rPr>
         <w:t>Judas 1:20</w:t>
       </w:r>
-      <w:r/>
-    </w:p>
-    <w:p>
-      <w:r/>
-      <w:r>
+      <w:r>
+        <w:rPr>
+          <w:lang w:val="es_ES" w:bidi="es_ES"/>
+        </w:rPr>
+      </w:r>
+    </w:p>
+    <w:p>
+      <w:pPr/>
+      <w:r>
+        <w:rPr>
+          <w:lang w:val="es_ES" w:bidi="es_ES"/>
+        </w:rPr>
+      </w:r>
+      <w:r>
+        <w:rPr>
+          <w:lang w:val="es_ES" w:bidi="es_ES"/>
+        </w:rPr>
         <w:t xml:space="preserve">"vuestra santísima fe": Como en </w:t>
       </w:r>
       <w:hyperlink r:id="rId56">
         <w:r>
+          <w:rPr>
+            <w:lang w:val="es_ES" w:bidi="es_ES"/>
+          </w:rPr>
           <w:rPr>
             <w:color w:val="0000EE"/>
             <w:u w:val="single"/>
@@ -1336,47 +2379,128 @@
         </w:r>
       </w:hyperlink>
       <w:r>
+        <w:rPr>
+          <w:lang w:val="es_ES" w:bidi="es_ES"/>
+        </w:rPr>
         <w:t>, "fe" se refiere a las enseñanzas fundamentales que los cristianos aceptan. Estas enseñanzas abarcan tanto lo que los cristianos deben creer sobre Dios como la manera en que deben vivir. Los falsos maestros ponen en peligro estas creencias, por lo que los creyentes deben mantenerse firmes en ellas.</w:t>
       </w:r>
-      <w:r/>
-      <w:r/>
-    </w:p>
-    <w:p>
-      <w:r/>
+      <w:r>
+        <w:rPr>
+          <w:lang w:val="es_ES" w:bidi="es_ES"/>
+        </w:rPr>
+      </w:r>
+      <w:r>
+        <w:rPr>
+          <w:lang w:val="es_ES" w:bidi="es_ES"/>
+        </w:rPr>
+      </w:r>
+    </w:p>
+    <w:p>
+      <w:pPr/>
+      <w:r>
+        <w:rPr>
+          <w:lang w:val="es_ES" w:bidi="es_ES"/>
+        </w:rPr>
+      </w:r>
     </w:p>
     <w:p>
       <w:pPr>
         <w:pStyle w:val="Heading2"/>
       </w:pPr>
       <w:r>
+        <w:rPr>
+          <w:lang w:val="es_ES" w:bidi="es_ES"/>
+        </w:rPr>
         <w:t>Judas 1:22</w:t>
       </w:r>
-      <w:r/>
-    </w:p>
-    <w:p>
-      <w:r/>
-      <w:r>
+      <w:r>
+        <w:rPr>
+          <w:lang w:val="es_ES" w:bidi="es_ES"/>
+        </w:rPr>
+      </w:r>
+    </w:p>
+    <w:p>
+      <w:pPr/>
+      <w:r>
+        <w:rPr>
+          <w:lang w:val="es_ES" w:bidi="es_ES"/>
+        </w:rPr>
+      </w:r>
+      <w:r>
+        <w:rPr>
+          <w:lang w:val="es_ES" w:bidi="es_ES"/>
+        </w:rPr>
         <w:t>"Y recibid a los unos en piedad, discerniendo": Algunos creyentes empezaban a cuestionar su fe debido a las afirmaciones de los falsos maestros.</w:t>
       </w:r>
-      <w:r/>
-      <w:r/>
-    </w:p>
-    <w:p>
-      <w:r/>
+      <w:r>
+        <w:rPr>
+          <w:lang w:val="es_ES" w:bidi="es_ES"/>
+        </w:rPr>
+      </w:r>
+      <w:r>
+        <w:rPr>
+          <w:lang w:val="es_ES" w:bidi="es_ES"/>
+        </w:rPr>
+      </w:r>
+    </w:p>
+    <w:p>
+      <w:pPr/>
+      <w:r>
+        <w:rPr>
+          <w:lang w:val="es_ES" w:bidi="es_ES"/>
+        </w:rPr>
+      </w:r>
     </w:p>
     <w:p>
       <w:pPr>
         <w:pStyle w:val="Heading2"/>
       </w:pPr>
       <w:r>
+        <w:rPr>
+          <w:lang w:val="es_ES" w:bidi="es_ES"/>
+        </w:rPr>
         <w:t>Judas 1:22–23</w:t>
       </w:r>
-      <w:r/>
-    </w:p>
-    <w:p>
-      <w:r/>
-      <w:r>
+      <w:r>
+        <w:rPr>
+          <w:lang w:val="es_ES" w:bidi="es_ES"/>
+        </w:rPr>
+      </w:r>
+    </w:p>
+    <w:p>
+      <w:pPr/>
+      <w:r>
+        <w:rPr>
+          <w:lang w:val="es_ES" w:bidi="es_ES"/>
+        </w:rPr>
+      </w:r>
+      <w:r>
+        <w:rPr>
+          <w:lang w:val="es_ES" w:bidi="es_ES"/>
+        </w:rPr>
         <w:t>La RVR-1909 sigue una tradición manuscrita que contiene tres mandatos dirigidos a diferentes grupos:</w:t>
+      </w:r>
+    </w:p>
+    <w:p>
+      <w:pPr>
+        <w:pStyle w:val="ListNumber"/>
+        <w:numPr>
+          <w:ilvl w:val="0"/>
+          <w:numId w:val="14"/>
+        </w:numPr>
+        <w:spacing w:line="240" w:lineRule="auto"/>
+        <w:ind w:left="720"/>
+      </w:pPr>
+      <w:r>
+        <w:rPr>
+          <w:lang w:val="es_ES" w:bidi="es_ES"/>
+        </w:rPr>
+      </w:r>
+      <w:r>
+        <w:rPr>
+          <w:lang w:val="es_ES" w:bidi="es_ES"/>
+        </w:rPr>
+        <w:t>Aquellos que dudan,</w:t>
       </w:r>
     </w:p>
     <w:p>
@@ -1385,9 +2509,16 @@
         <w:spacing w:line="240" w:lineRule="auto"/>
         <w:ind w:left="720"/>
       </w:pPr>
-      <w:r/>
-      <w:r>
-        <w:t>Aquellos que dudan,</w:t>
+      <w:r>
+        <w:rPr>
+          <w:lang w:val="es_ES" w:bidi="es_ES"/>
+        </w:rPr>
+      </w:r>
+      <w:r>
+        <w:rPr>
+          <w:lang w:val="es_ES" w:bidi="es_ES"/>
+        </w:rPr>
+        <w:t>Aquellos que necesitan ser rescatados del juicio ("arrebatándolos del fuego"), y</w:t>
       </w:r>
     </w:p>
     <w:p>
@@ -1396,9 +2527,52 @@
         <w:spacing w:line="240" w:lineRule="auto"/>
         <w:ind w:left="720"/>
       </w:pPr>
-      <w:r/>
-      <w:r>
-        <w:t>Aquellos que necesitan ser rescatados del juicio ("arrebatándolos del fuego"), y</w:t>
+      <w:r>
+        <w:rPr>
+          <w:lang w:val="es_ES" w:bidi="es_ES"/>
+        </w:rPr>
+      </w:r>
+      <w:r>
+        <w:rPr>
+          <w:lang w:val="es_ES" w:bidi="es_ES"/>
+        </w:rPr>
+        <w:t>Aquellos que necesitan compasión.</w:t>
+      </w:r>
+    </w:p>
+    <w:p>
+      <w:pPr/>
+      <w:r>
+        <w:rPr>
+          <w:lang w:val="es_ES" w:bidi="es_ES"/>
+        </w:rPr>
+      </w:r>
+      <w:r>
+        <w:rPr>
+          <w:lang w:val="es_ES" w:bidi="es_ES"/>
+        </w:rPr>
+        <w:t>Algunos manuscritos mencionan únicamente dos grupos:</w:t>
+      </w:r>
+    </w:p>
+    <w:p>
+      <w:pPr>
+        <w:pStyle w:val="ListNumber"/>
+        <w:numPr>
+          <w:ilvl w:val="0"/>
+          <w:numId w:val="15"/>
+        </w:numPr>
+        <w:spacing w:line="240" w:lineRule="auto"/>
+        <w:ind w:left="720"/>
+      </w:pPr>
+      <w:r>
+        <w:rPr>
+          <w:lang w:val="es_ES" w:bidi="es_ES"/>
+        </w:rPr>
+      </w:r>
+      <w:r>
+        <w:rPr>
+          <w:lang w:val="es_ES" w:bidi="es_ES"/>
+        </w:rPr>
+        <w:t>Aquellos con una fe vacilante que necesitan ser rescatados del juicio, y</w:t>
       </w:r>
     </w:p>
     <w:p>
@@ -1407,46 +2581,36 @@
         <w:spacing w:line="240" w:lineRule="auto"/>
         <w:ind w:left="720"/>
       </w:pPr>
-      <w:r/>
-      <w:r>
+      <w:r>
+        <w:rPr>
+          <w:lang w:val="es_ES" w:bidi="es_ES"/>
+        </w:rPr>
+      </w:r>
+      <w:r>
+        <w:rPr>
+          <w:lang w:val="es_ES" w:bidi="es_ES"/>
+        </w:rPr>
         <w:t>Aquellos que necesitan compasión.</w:t>
       </w:r>
     </w:p>
     <w:p>
-      <w:r/>
-      <w:r>
-        <w:t>Algunos manuscritos mencionan únicamente dos grupos:</w:t>
-      </w:r>
-    </w:p>
-    <w:p>
-      <w:pPr>
-        <w:pStyle w:val="ListNumber"/>
-        <w:spacing w:line="240" w:lineRule="auto"/>
-        <w:ind w:left="720"/>
-      </w:pPr>
-      <w:r/>
-      <w:r>
-        <w:t>Aquellos con una fe vacilante que necesitan ser rescatados del juicio, y</w:t>
-      </w:r>
-    </w:p>
-    <w:p>
-      <w:pPr>
-        <w:pStyle w:val="ListNumber"/>
-        <w:spacing w:line="240" w:lineRule="auto"/>
-        <w:ind w:left="720"/>
-      </w:pPr>
-      <w:r/>
-      <w:r>
-        <w:t>Aquellos que necesitan compasión.</w:t>
-      </w:r>
-    </w:p>
-    <w:p>
-      <w:r/>
-      <w:r>
+      <w:pPr/>
+      <w:r>
+        <w:rPr>
+          <w:lang w:val="es_ES" w:bidi="es_ES"/>
+        </w:rPr>
+      </w:r>
+      <w:r>
+        <w:rPr>
+          <w:lang w:val="es_ES" w:bidi="es_ES"/>
+        </w:rPr>
         <w:t>La RVR-1909 sigue el patrón de tres partes que se encuentra en otras secciones de Judas (</w:t>
       </w:r>
       <w:hyperlink r:id="rId57">
         <w:r>
+          <w:rPr>
+            <w:lang w:val="es_ES" w:bidi="es_ES"/>
+          </w:rPr>
           <w:rPr>
             <w:color w:val="0000EE"/>
             <w:u w:val="single"/>
@@ -1455,10 +2619,16 @@
         </w:r>
       </w:hyperlink>
       <w:r>
+        <w:rPr>
+          <w:lang w:val="es_ES" w:bidi="es_ES"/>
+        </w:rPr>
         <w:t xml:space="preserve">, </w:t>
       </w:r>
       <w:hyperlink r:id="rId58">
         <w:r>
+          <w:rPr>
+            <w:lang w:val="es_ES" w:bidi="es_ES"/>
+          </w:rPr>
           <w:rPr>
             <w:color w:val="0000EE"/>
             <w:u w:val="single"/>
@@ -1467,22 +2637,45 @@
         </w:r>
       </w:hyperlink>
       <w:r>
+        <w:rPr>
+          <w:lang w:val="es_ES" w:bidi="es_ES"/>
+        </w:rPr>
         <w:t>).</w:t>
       </w:r>
-      <w:r/>
-      <w:r/>
-    </w:p>
-    <w:p>
-      <w:r/>
+      <w:r>
+        <w:rPr>
+          <w:lang w:val="es_ES" w:bidi="es_ES"/>
+        </w:rPr>
+      </w:r>
+      <w:r>
+        <w:rPr>
+          <w:lang w:val="es_ES" w:bidi="es_ES"/>
+        </w:rPr>
+      </w:r>
+    </w:p>
+    <w:p>
+      <w:pPr/>
+      <w:r>
+        <w:rPr>
+          <w:lang w:val="es_ES" w:bidi="es_ES"/>
+        </w:rPr>
+      </w:r>
     </w:p>
     <w:p>
       <w:pPr>
         <w:pStyle w:val="Heading2"/>
       </w:pPr>
       <w:r>
+        <w:rPr>
+          <w:lang w:val="es_ES" w:bidi="es_ES"/>
+        </w:rPr>
         <w:t>Judas 1:23</w:t>
       </w:r>
-      <w:r/>
+      <w:r>
+        <w:rPr>
+          <w:lang w:val="es_ES" w:bidi="es_ES"/>
+        </w:rPr>
+      </w:r>
     </w:p>
     <w:p>
       <w:pPr>
@@ -1490,8 +2683,15 @@
         <w:spacing w:line="240" w:lineRule="auto"/>
         <w:ind w:left="720"/>
       </w:pPr>
-      <w:r/>
-      <w:r>
+      <w:r>
+        <w:rPr>
+          <w:lang w:val="es_ES" w:bidi="es_ES"/>
+        </w:rPr>
+      </w:r>
+      <w:r>
+        <w:rPr>
+          <w:lang w:val="es_ES" w:bidi="es_ES"/>
+        </w:rPr>
         <w:t>"haced salvos a los otros": Algunos creyentes estaban tan influenciados por los falsos maestros que corrían el riesgo inminente de ser condenados.</w:t>
       </w:r>
     </w:p>
@@ -1501,12 +2701,22 @@
         <w:spacing w:line="240" w:lineRule="auto"/>
         <w:ind w:left="720"/>
       </w:pPr>
-      <w:r/>
-      <w:r>
+      <w:r>
+        <w:rPr>
+          <w:lang w:val="es_ES" w:bidi="es_ES"/>
+        </w:rPr>
+      </w:r>
+      <w:r>
+        <w:rPr>
+          <w:lang w:val="es_ES" w:bidi="es_ES"/>
+        </w:rPr>
         <w:t xml:space="preserve">"aborreciendo aun la ropa que es contaminada de la carne": Este grupo probablemente incluye propiamente a los falsos maestros o a aquellos que han seguido sus enseñanzas. Mostrar misericordia podría implicar orar por ellos (ver </w:t>
       </w:r>
       <w:hyperlink r:id="rId59">
         <w:r>
+          <w:rPr>
+            <w:lang w:val="es_ES" w:bidi="es_ES"/>
+          </w:rPr>
           <w:rPr>
             <w:color w:val="0000EE"/>
             <w:u w:val="single"/>
@@ -1515,6 +2725,9 @@
         </w:r>
       </w:hyperlink>
       <w:r>
+        <w:rPr>
+          <w:lang w:val="es_ES" w:bidi="es_ES"/>
+        </w:rPr>
         <w:t>).</w:t>
       </w:r>
     </w:p>
@@ -1524,12 +2737,22 @@
         <w:spacing w:line="240" w:lineRule="auto"/>
         <w:ind w:left="720"/>
       </w:pPr>
-      <w:r/>
-      <w:r>
+      <w:r>
+        <w:rPr>
+          <w:lang w:val="es_ES" w:bidi="es_ES"/>
+        </w:rPr>
+      </w:r>
+      <w:r>
+        <w:rPr>
+          <w:lang w:val="es_ES" w:bidi="es_ES"/>
+        </w:rPr>
         <w:t xml:space="preserve">Los creyentes deben ser muy cautelosos al mostrar misericordia a los falsos maestros y a aquellos que han adoptado sus caminos pecaminosos, ya que sus pecados pueden resultar tentadores. Ver </w:t>
       </w:r>
       <w:hyperlink r:id="rId60">
         <w:r>
+          <w:rPr>
+            <w:lang w:val="es_ES" w:bidi="es_ES"/>
+          </w:rPr>
           <w:rPr>
             <w:color w:val="0000EE"/>
             <w:u w:val="single"/>
@@ -1538,10 +2761,16 @@
         </w:r>
       </w:hyperlink>
       <w:r>
+        <w:rPr>
+          <w:lang w:val="es_ES" w:bidi="es_ES"/>
+        </w:rPr>
         <w:t xml:space="preserve">; </w:t>
       </w:r>
       <w:hyperlink r:id="rId61">
         <w:r>
+          <w:rPr>
+            <w:lang w:val="es_ES" w:bidi="es_ES"/>
+          </w:rPr>
           <w:rPr>
             <w:color w:val="0000EE"/>
             <w:u w:val="single"/>
@@ -1550,30 +2779,69 @@
         </w:r>
       </w:hyperlink>
       <w:r>
+        <w:rPr>
+          <w:lang w:val="es_ES" w:bidi="es_ES"/>
+        </w:rPr>
         <w:t>.</w:t>
       </w:r>
-      <w:r/>
-      <w:r/>
-    </w:p>
-    <w:p>
-      <w:r/>
+      <w:r>
+        <w:rPr>
+          <w:lang w:val="es_ES" w:bidi="es_ES"/>
+        </w:rPr>
+      </w:r>
+      <w:r>
+        <w:rPr>
+          <w:lang w:val="es_ES" w:bidi="es_ES"/>
+        </w:rPr>
+      </w:r>
+    </w:p>
+    <w:p>
+      <w:pPr/>
+      <w:r>
+        <w:rPr>
+          <w:lang w:val="es_ES" w:bidi="es_ES"/>
+        </w:rPr>
+      </w:r>
     </w:p>
     <w:p>
       <w:pPr>
         <w:pStyle w:val="Heading2"/>
       </w:pPr>
       <w:r>
+        <w:rPr>
+          <w:lang w:val="es_ES" w:bidi="es_ES"/>
+        </w:rPr>
         <w:t>Judas 1:24–25</w:t>
       </w:r>
-      <w:r/>
-    </w:p>
-    <w:p>
-      <w:r/>
-      <w:r>
+      <w:r>
+        <w:rPr>
+          <w:lang w:val="es_ES" w:bidi="es_ES"/>
+        </w:rPr>
+      </w:r>
+    </w:p>
+    <w:p>
+      <w:pPr/>
+      <w:r>
+        <w:rPr>
+          <w:lang w:val="es_ES" w:bidi="es_ES"/>
+        </w:rPr>
+      </w:r>
+      <w:r>
+        <w:rPr>
+          <w:lang w:val="es_ES" w:bidi="es_ES"/>
+        </w:rPr>
         <w:t>Judas concluye su carta con una poderosa alabanza a Dios, frecuentemente citada en momentos de adoración. Sus palabras son ideales para quienes recibieron su carta, ya que necesitaban una comprensión renovada de Dios. Los creyentes debían recordar que Dios era lo suficientemente poderoso para ayudarlos a mantenerse fieles a Él. También necesitaban confiar en que Dios podía protegerlos de ser persuadidos por enseñanzas falsas. Dios posee la gloria, la majestad, el poder y la autoridad para llevarlos con seguridad a su gloriosa presencia para siempre.</w:t>
       </w:r>
-      <w:r/>
-      <w:r/>
+      <w:r>
+        <w:rPr>
+          <w:lang w:val="es_ES" w:bidi="es_ES"/>
+        </w:rPr>
+      </w:r>
+      <w:r>
+        <w:rPr>
+          <w:lang w:val="es_ES" w:bidi="es_ES"/>
+        </w:rPr>
+      </w:r>
     </w:p>
     <w:sectPr>
       <w:footnotePr>
@@ -3465,6 +4733,18 @@
   <w:num w:numId="13" w16cid:durableId="592781308">
     <w:abstractNumId w:val="11"/>
   </w:num>
+  <w:num w:numId="14">
+    <w:abstractNumId w:val="3"/>
+    <w:lvlOverride w:ilvl="0">
+      <w:startOverride w:val="1"/>
+    </w:lvlOverride>
+  </w:num>
+  <w:num w:numId="15">
+    <w:abstractNumId w:val="3"/>
+    <w:lvlOverride w:ilvl="0">
+      <w:startOverride w:val="1"/>
+    </w:lvlOverride>
+  </w:num>
   <w:numIdMacAtCleanup w:val="10"/>
 </w:numbering>
 </file>
@@ -3475,7 +4755,7 @@
     <w:rPrDefault>
       <w:rPr>
         <w:rFonts w:ascii="Times New Roman" w:eastAsia="Times New Roman" w:hAnsi="Times New Roman" w:cs="Times New Roman"/>
-        <w:lang w:val="en-US" w:eastAsia="en-US" w:bidi="ar-SA"/>
+        <w:lang w:val="es_ES" w:eastAsia="en-US" w:bidi="ar-SA"/>
       </w:rPr>
     </w:rPrDefault>
     <w:pPrDefault/>

--- a/spa/docx/65.content.docx
+++ b/spa/docx/65.content.docx
@@ -28,22 +28,6 @@
       </w:r>
     </w:p>
     <w:p>
-      <w:pPr>
-        <w:pStyle w:val="Heading2"/>
-      </w:pPr>
-      <w:r>
-        <w:rPr>
-          <w:lang w:val="es_ES" w:bidi="es_ES"/>
-        </w:rPr>
-        <w:t>License Information</w:t>
-      </w:r>
-      <w:r>
-        <w:rPr>
-          <w:lang w:val="es_ES" w:bidi="es_ES"/>
-        </w:rPr>
-      </w:r>
-    </w:p>
-    <w:p>
       <w:pPr/>
       <w:r>
         <w:rPr>
@@ -55,19 +39,21 @@
           <w:b/>
           <w:lang w:val="es_ES" w:bidi="es_ES"/>
         </w:rPr>
-        <w:t>Notas de Estudio (Tyndale)</w:t>
-      </w:r>
-      <w:r>
-        <w:rPr>
-          <w:lang w:val="es_ES" w:bidi="es_ES"/>
-        </w:rPr>
-        <w:t xml:space="preserve"> (Spanish) is based on</w:t>
-      </w:r>
-      <w:r>
-        <w:rPr>
-          <w:lang w:val="es_ES" w:bidi="es_ES"/>
-        </w:rPr>
-        <w:t xml:space="preserve">: </w:t>
+        <w:t>Aquifer Open Study Notes</w:t>
+      </w:r>
+    </w:p>
+    <w:p>
+      <w:pPr/>
+      <w:r>
+        <w:rPr>
+          <w:lang w:val="es_ES" w:bidi="es_ES"/>
+        </w:rPr>
+      </w:r>
+      <w:r>
+        <w:rPr>
+          <w:lang w:val="es_ES" w:bidi="es_ES"/>
+        </w:rPr>
+        <w:t xml:space="preserve">This work is an adaptation of </w:t>
       </w:r>
       <w:r>
         <w:rPr>
@@ -79,48 +65,19 @@
         <w:rPr>
           <w:lang w:val="es_ES" w:bidi="es_ES"/>
         </w:rPr>
-        <w:t xml:space="preserve">, </w:t>
-      </w:r>
-      <w:hyperlink r:id="rId13">
-        <w:r>
-          <w:rPr>
-            <w:lang w:val="es_ES" w:bidi="es_ES"/>
-          </w:rPr>
-          <w:rPr>
-            <w:color w:val="0000EE"/>
-            <w:u w:val="single"/>
-          </w:rPr>
-          <w:t>Tyndale House Publishers</w:t>
-        </w:r>
-      </w:hyperlink>
-      <w:r>
-        <w:rPr>
-          <w:lang w:val="es_ES" w:bidi="es_ES"/>
-        </w:rPr>
-        <w:t xml:space="preserve">, 2019, which is licensed under a </w:t>
-      </w:r>
-      <w:hyperlink r:id="rId14">
-        <w:r>
-          <w:rPr>
-            <w:lang w:val="es_ES" w:bidi="es_ES"/>
-          </w:rPr>
-          <w:rPr>
-            <w:color w:val="0000EE"/>
-            <w:u w:val="single"/>
-          </w:rPr>
-          <w:t>CC BY-SA 4.0 license</w:t>
-        </w:r>
-      </w:hyperlink>
-      <w:r>
-        <w:rPr>
-          <w:lang w:val="es_ES" w:bidi="es_ES"/>
-        </w:rPr>
-        <w:t>.</w:t>
-      </w:r>
-      <w:r>
-        <w:rPr>
-          <w:lang w:val="es_ES" w:bidi="es_ES"/>
-        </w:rPr>
+        <w:t xml:space="preserve"> © 2023 Tyndale House Publishers, licensed under the CC BY-SA 4.0 license. The adaptation, </w:t>
+      </w:r>
+      <w:r>
+        <w:rPr>
+          <w:lang w:val="es_ES" w:bidi="es_ES"/>
+        </w:rPr>
+        <w:t>Aquifer Open Study Notes</w:t>
+      </w:r>
+      <w:r>
+        <w:rPr>
+          <w:lang w:val="es_ES" w:bidi="es_ES"/>
+        </w:rPr>
+        <w:t>, was created by Mission Mutual and is also licensed under CC BY-SA 4.0.</w:t>
       </w:r>
     </w:p>
     <w:p>
@@ -134,7 +91,7 @@
         <w:rPr>
           <w:lang w:val="es_ES" w:bidi="es_ES"/>
         </w:rPr>
-        <w:t>This PDF version is provided under the same license.</w:t>
+        <w:t>This resource has been adapted into multiple languages, including English, Tok Pisin, Arabic (عربي), French (Français), Hindi (हिंदी), Indonesian (Bahasa Indonesia), Portuguese (Português), Russian (Русский), Spanish (Español), Swahili (Kiswahili), and Simplified Chinese (简体中文).</w:t>
       </w:r>
       <w:r>
         <w:rPr>
@@ -330,7 +287,7 @@
         </w:rPr>
         <w:t xml:space="preserve">"un siervo de Jesucristo": Judas declara que sigue a Jesús en todos los aspectos de la vida. Este título también representa honor. Líderes importantes en el Antiguo Testamento fueron llamados esclavos o siervos de Dios (ver </w:t>
       </w:r>
-      <w:hyperlink r:id="rId15">
+      <w:hyperlink r:id="rId13">
         <w:r>
           <w:rPr>
             <w:lang w:val="es_ES" w:bidi="es_ES"/>
@@ -348,7 +305,7 @@
         </w:rPr>
         <w:t xml:space="preserve"> </w:t>
       </w:r>
-      <w:hyperlink r:id="rId16">
+      <w:hyperlink r:id="rId14">
         <w:r>
           <w:rPr>
             <w:lang w:val="es_ES" w:bidi="es_ES"/>
@@ -366,7 +323,7 @@
         </w:rPr>
         <w:t xml:space="preserve"> </w:t>
       </w:r>
-      <w:hyperlink r:id="rId17">
+      <w:hyperlink r:id="rId15">
         <w:r>
           <w:rPr>
             <w:lang w:val="es_ES" w:bidi="es_ES"/>
@@ -478,7 +435,7 @@
         </w:rPr>
         <w:t xml:space="preserve"> Esta frase resalta un punto importante (ver también </w:t>
       </w:r>
-      <w:hyperlink r:id="rId18">
+      <w:hyperlink r:id="rId16">
         <w:r>
           <w:rPr>
             <w:lang w:val="es_ES" w:bidi="es_ES"/>
@@ -496,7 +453,7 @@
         </w:rPr>
         <w:t xml:space="preserve">, </w:t>
       </w:r>
-      <w:hyperlink r:id="rId19">
+      <w:hyperlink r:id="rId17">
         <w:r>
           <w:rPr>
             <w:lang w:val="es_ES" w:bidi="es_ES"/>
@@ -610,7 +567,7 @@
         </w:rPr>
         <w:t xml:space="preserve">En lugar de la habitual acción de gracias que suele ocurrir en este punto en las cartas del Nuevo Testamento, Judas explica su propósito principal (ver </w:t>
       </w:r>
-      <w:hyperlink r:id="rId20">
+      <w:hyperlink r:id="rId18">
         <w:r>
           <w:rPr>
             <w:lang w:val="es_ES" w:bidi="es_ES"/>
@@ -628,7 +585,7 @@
         </w:rPr>
         <w:t xml:space="preserve"> </w:t>
       </w:r>
-      <w:hyperlink r:id="rId21">
+      <w:hyperlink r:id="rId19">
         <w:r>
           <w:rPr>
             <w:lang w:val="es_ES" w:bidi="es_ES"/>
@@ -646,7 +603,7 @@
         </w:rPr>
         <w:t xml:space="preserve">). La falsa enseñanza representaba una amenaza seria para la fe de las personas a las que estaba escribiendo (ver </w:t>
       </w:r>
-      <w:hyperlink r:id="rId22">
+      <w:hyperlink r:id="rId20">
         <w:r>
           <w:rPr>
             <w:lang w:val="es_ES" w:bidi="es_ES"/>
@@ -712,7 +669,7 @@
         </w:rPr>
         <w:t xml:space="preserve">Es tentador malinterpretar la maravillosa gracia de Dios al pensar que nos permite hacer cosas incorrectas (ver </w:t>
       </w:r>
-      <w:hyperlink r:id="rId23">
+      <w:hyperlink r:id="rId21">
         <w:r>
           <w:rPr>
             <w:lang w:val="es_ES" w:bidi="es_ES"/>
@@ -782,7 +739,7 @@
         </w:rPr>
         <w:t xml:space="preserve">Jesús existió antes de su nacimiento y liberó al pueblo de Israel de Egipto. Más tarde, castigó a aquellos que fueron infieles (ver </w:t>
       </w:r>
-      <w:hyperlink r:id="rId24">
+      <w:hyperlink r:id="rId22">
         <w:r>
           <w:rPr>
             <w:lang w:val="es_ES" w:bidi="es_ES"/>
@@ -831,7 +788,7 @@
         </w:rPr>
         <w:t xml:space="preserve"> La mayoría de las personas no confiaron en que Dios los mantendría a salvo. Debido a su falta de fe, Dios hizo que esa generación (excepto Josué y Caleb) vagara en el desierto hasta que murieron (ver </w:t>
       </w:r>
-      <w:hyperlink r:id="rId25">
+      <w:hyperlink r:id="rId23">
         <w:r>
           <w:rPr>
             <w:lang w:val="es_ES" w:bidi="es_ES"/>
@@ -909,7 +866,7 @@
         </w:rPr>
         <w:t xml:space="preserve">" en </w:t>
       </w:r>
-      <w:hyperlink r:id="rId26">
+      <w:hyperlink r:id="rId24">
         <w:r>
           <w:rPr>
             <w:lang w:val="es_ES" w:bidi="es_ES"/>
@@ -999,7 +956,7 @@
         </w:rPr>
         <w:t xml:space="preserve">). Judas probablemente se refería a </w:t>
       </w:r>
-      <w:hyperlink r:id="rId27">
+      <w:hyperlink r:id="rId25">
         <w:r>
           <w:rPr>
             <w:lang w:val="es_ES" w:bidi="es_ES"/>
@@ -1017,7 +974,7 @@
         </w:rPr>
         <w:t xml:space="preserve">. La tradición judía entendía que los “hijos de Dios” en </w:t>
       </w:r>
-      <w:hyperlink r:id="rId28">
+      <w:hyperlink r:id="rId26">
         <w:r>
           <w:rPr>
             <w:lang w:val="es_ES" w:bidi="es_ES"/>
@@ -1072,7 +1029,7 @@
         </w:rPr>
         <w:t xml:space="preserve">). Judas más tarde (en </w:t>
       </w:r>
-      <w:hyperlink r:id="rId29">
+      <w:hyperlink r:id="rId27">
         <w:r>
           <w:rPr>
             <w:lang w:val="es_ES" w:bidi="es_ES"/>
@@ -1155,7 +1112,7 @@
         </w:rPr>
         <w:t xml:space="preserve">El juicio de Dios sobre Sodoma y Gomorra se hizo muy conocido (ver </w:t>
       </w:r>
-      <w:hyperlink r:id="rId30">
+      <w:hyperlink r:id="rId28">
         <w:r>
           <w:rPr>
             <w:lang w:val="es_ES" w:bidi="es_ES"/>
@@ -1173,7 +1130,7 @@
         </w:rPr>
         <w:t xml:space="preserve"> </w:t>
       </w:r>
-      <w:hyperlink r:id="rId31">
+      <w:hyperlink r:id="rId29">
         <w:r>
           <w:rPr>
             <w:lang w:val="es_ES" w:bidi="es_ES"/>
@@ -1215,7 +1172,7 @@
         </w:rPr>
         <w:t xml:space="preserve">: </w:t>
       </w:r>
-      <w:hyperlink r:id="rId32">
+      <w:hyperlink r:id="rId30">
         <w:r>
           <w:rPr>
             <w:lang w:val="es_ES" w:bidi="es_ES"/>
@@ -1264,7 +1221,7 @@
         </w:rPr>
         <w:t>: esto probablemente se refiere a relaciones sexuales entre personas del mismo sexo (</w:t>
       </w:r>
-      <w:hyperlink r:id="rId33">
+      <w:hyperlink r:id="rId31">
         <w:r>
           <w:rPr>
             <w:lang w:val="es_ES" w:bidi="es_ES"/>
@@ -1350,7 +1307,7 @@
         </w:rPr>
         <w:t xml:space="preserve">: Esto probablemente se refiere a ángeles malignos. En el Antiguo Testamento y el judaísmo, los ángeles desempeñaban un papel importante en el juicio. Los falsos maestros podrían haber estado minimizando la realidad de un juicio futuro (ver </w:t>
       </w:r>
-      <w:hyperlink r:id="rId34">
+      <w:hyperlink r:id="rId32">
         <w:r>
           <w:rPr>
             <w:lang w:val="es_ES" w:bidi="es_ES"/>
@@ -1368,7 +1325,7 @@
         </w:rPr>
         <w:t xml:space="preserve"> </w:t>
       </w:r>
-      <w:hyperlink r:id="rId35">
+      <w:hyperlink r:id="rId33">
         <w:r>
           <w:rPr>
             <w:lang w:val="es_ES" w:bidi="es_ES"/>
@@ -1386,7 +1343,7 @@
         </w:rPr>
         <w:t xml:space="preserve">) o negando el origen glorioso de estos ángeles que se rebelaron contra Dios (comparar </w:t>
       </w:r>
-      <w:hyperlink r:id="rId36">
+      <w:hyperlink r:id="rId34">
         <w:r>
           <w:rPr>
             <w:lang w:val="es_ES" w:bidi="es_ES"/>
@@ -1458,7 +1415,7 @@
         </w:rPr>
         <w:t xml:space="preserve"> es uno de los ángeles más poderosos. En la tradición judía, un "arcángel" es el rango más alto de ángel (ver también </w:t>
       </w:r>
-      <w:hyperlink r:id="rId37">
+      <w:hyperlink r:id="rId35">
         <w:r>
           <w:rPr>
             <w:lang w:val="es_ES" w:bidi="es_ES"/>
@@ -1476,7 +1433,7 @@
         </w:rPr>
         <w:t>). Miguel es mencionado varias veces en la Biblia (</w:t>
       </w:r>
-      <w:hyperlink r:id="rId38">
+      <w:hyperlink r:id="rId36">
         <w:r>
           <w:rPr>
             <w:lang w:val="es_ES" w:bidi="es_ES"/>
@@ -1494,7 +1451,7 @@
         </w:rPr>
         <w:t xml:space="preserve">, </w:t>
       </w:r>
-      <w:hyperlink r:id="rId39">
+      <w:hyperlink r:id="rId37">
         <w:r>
           <w:rPr>
             <w:lang w:val="es_ES" w:bidi="es_ES"/>
@@ -1512,7 +1469,7 @@
         </w:rPr>
         <w:t xml:space="preserve"> </w:t>
       </w:r>
-      <w:hyperlink r:id="rId40">
+      <w:hyperlink r:id="rId38">
         <w:r>
           <w:rPr>
             <w:lang w:val="es_ES" w:bidi="es_ES"/>
@@ -1530,7 +1487,7 @@
         </w:rPr>
         <w:t xml:space="preserve"> </w:t>
       </w:r>
-      <w:hyperlink r:id="rId41">
+      <w:hyperlink r:id="rId39">
         <w:r>
           <w:rPr>
             <w:lang w:val="es_ES" w:bidi="es_ES"/>
@@ -1633,7 +1590,7 @@
         </w:rPr>
         <w:t xml:space="preserve">: Consulta </w:t>
       </w:r>
-      <w:hyperlink r:id="rId42">
+      <w:hyperlink r:id="rId40">
         <w:r>
           <w:rPr>
             <w:lang w:val="es_ES" w:bidi="es_ES"/>
@@ -1739,7 +1696,7 @@
         </w:rPr>
         <w:t xml:space="preserve">: Consulta </w:t>
       </w:r>
-      <w:hyperlink r:id="rId43">
+      <w:hyperlink r:id="rId41">
         <w:r>
           <w:rPr>
             <w:lang w:val="es_ES" w:bidi="es_ES"/>
@@ -1901,7 +1858,7 @@
         </w:rPr>
         <w:t xml:space="preserve">Enoc fue un temprano descendiente de Adán (ver </w:t>
       </w:r>
-      <w:hyperlink r:id="rId44">
+      <w:hyperlink r:id="rId42">
         <w:r>
           <w:rPr>
             <w:lang w:val="es_ES" w:bidi="es_ES"/>
@@ -1919,7 +1876,7 @@
         </w:rPr>
         <w:t xml:space="preserve"> </w:t>
       </w:r>
-      <w:hyperlink r:id="rId45">
+      <w:hyperlink r:id="rId43">
         <w:r>
           <w:rPr>
             <w:lang w:val="es_ES" w:bidi="es_ES"/>
@@ -1937,7 +1894,7 @@
         </w:rPr>
         <w:t xml:space="preserve">). </w:t>
       </w:r>
-      <w:hyperlink r:id="rId46">
+      <w:hyperlink r:id="rId44">
         <w:r>
           <w:rPr>
             <w:lang w:val="es_ES" w:bidi="es_ES"/>
@@ -1955,7 +1912,7 @@
         </w:rPr>
         <w:t xml:space="preserve"> sugiere que Enoc no murió, sino que fue llevado directamente al cielo (comparar </w:t>
       </w:r>
-      <w:hyperlink r:id="rId47">
+      <w:hyperlink r:id="rId45">
         <w:r>
           <w:rPr>
             <w:lang w:val="es_ES" w:bidi="es_ES"/>
@@ -1973,7 +1930,7 @@
         </w:rPr>
         <w:t xml:space="preserve"> ver </w:t>
       </w:r>
-      <w:hyperlink r:id="rId48">
+      <w:hyperlink r:id="rId46">
         <w:r>
           <w:rPr>
             <w:lang w:val="es_ES" w:bidi="es_ES"/>
@@ -2065,7 +2022,7 @@
         </w:rPr>
         <w:t xml:space="preserve"> Ver </w:t>
       </w:r>
-      <w:hyperlink r:id="rId49">
+      <w:hyperlink r:id="rId47">
         <w:r>
           <w:rPr>
             <w:lang w:val="es_ES" w:bidi="es_ES"/>
@@ -2083,7 +2040,7 @@
         </w:rPr>
         <w:t xml:space="preserve">, </w:t>
       </w:r>
-      <w:hyperlink r:id="rId50">
+      <w:hyperlink r:id="rId48">
         <w:r>
           <w:rPr>
             <w:lang w:val="es_ES" w:bidi="es_ES"/>
@@ -2101,7 +2058,7 @@
         </w:rPr>
         <w:t xml:space="preserve"> y </w:t>
       </w:r>
-      <w:hyperlink r:id="rId51">
+      <w:hyperlink r:id="rId49">
         <w:r>
           <w:rPr>
             <w:lang w:val="es_ES" w:bidi="es_ES"/>
@@ -2167,7 +2124,7 @@
         </w:rPr>
         <w:t xml:space="preserve">Después de condenar a los maestros falsos, Judas nuevamente anima directamente a sus lectores (ver </w:t>
       </w:r>
-      <w:hyperlink r:id="rId52">
+      <w:hyperlink r:id="rId50">
         <w:r>
           <w:rPr>
             <w:lang w:val="es_ES" w:bidi="es_ES"/>
@@ -2185,7 +2142,7 @@
         </w:rPr>
         <w:t>). Los apóstoles les habían advertido sobre las falsas enseñanzas (</w:t>
       </w:r>
-      <w:hyperlink r:id="rId53">
+      <w:hyperlink r:id="rId51">
         <w:r>
           <w:rPr>
             <w:lang w:val="es_ES" w:bidi="es_ES"/>
@@ -2203,7 +2160,7 @@
         </w:rPr>
         <w:t>). Deben apoyarse mutuamente en su fe (</w:t>
       </w:r>
-      <w:hyperlink r:id="rId54">
+      <w:hyperlink r:id="rId52">
         <w:r>
           <w:rPr>
             <w:lang w:val="es_ES" w:bidi="es_ES"/>
@@ -2221,7 +2178,7 @@
         </w:rPr>
         <w:t>). También deben ayudar a aquellos que podrían ser engañados por los maestros falsos (</w:t>
       </w:r>
-      <w:hyperlink r:id="rId22">
+      <w:hyperlink r:id="rId20">
         <w:r>
           <w:rPr>
             <w:lang w:val="es_ES" w:bidi="es_ES"/>
@@ -2300,7 +2257,7 @@
         </w:rPr>
         <w:t>: Jesús, al venir como el Mesías (el elegido de Dios), inició la etapa final del plan de Dios. Este es el momento en que las profecías del Antiguo Testamento sobre los últimos días comenzaron a cumplirse. Debido a esto, Judas utiliza la profecía de los apóstoles sobre los últimos tiempos para abordar la crisis actual causada por falsos maestros (</w:t>
       </w:r>
-      <w:hyperlink r:id="rId55">
+      <w:hyperlink r:id="rId53">
         <w:r>
           <w:rPr>
             <w:lang w:val="es_ES" w:bidi="es_ES"/>
@@ -2366,7 +2323,7 @@
         </w:rPr>
         <w:t xml:space="preserve">"vuestra santísima fe": Como en </w:t>
       </w:r>
-      <w:hyperlink r:id="rId56">
+      <w:hyperlink r:id="rId54">
         <w:r>
           <w:rPr>
             <w:lang w:val="es_ES" w:bidi="es_ES"/>
@@ -2606,7 +2563,7 @@
         </w:rPr>
         <w:t>La RVR-1909 sigue el patrón de tres partes que se encuentra en otras secciones de Judas (</w:t>
       </w:r>
-      <w:hyperlink r:id="rId57">
+      <w:hyperlink r:id="rId55">
         <w:r>
           <w:rPr>
             <w:lang w:val="es_ES" w:bidi="es_ES"/>
@@ -2624,7 +2581,7 @@
         </w:rPr>
         <w:t xml:space="preserve">, </w:t>
       </w:r>
-      <w:hyperlink r:id="rId58">
+      <w:hyperlink r:id="rId56">
         <w:r>
           <w:rPr>
             <w:lang w:val="es_ES" w:bidi="es_ES"/>
@@ -2712,7 +2669,7 @@
         </w:rPr>
         <w:t xml:space="preserve">"aborreciendo aun la ropa que es contaminada de la carne": Este grupo probablemente incluye propiamente a los falsos maestros o a aquellos que han seguido sus enseñanzas. Mostrar misericordia podría implicar orar por ellos (ver </w:t>
       </w:r>
-      <w:hyperlink r:id="rId59">
+      <w:hyperlink r:id="rId57">
         <w:r>
           <w:rPr>
             <w:lang w:val="es_ES" w:bidi="es_ES"/>
@@ -2748,7 +2705,7 @@
         </w:rPr>
         <w:t xml:space="preserve">Los creyentes deben ser muy cautelosos al mostrar misericordia a los falsos maestros y a aquellos que han adoptado sus caminos pecaminosos, ya que sus pecados pueden resultar tentadores. Ver </w:t>
       </w:r>
-      <w:hyperlink r:id="rId60">
+      <w:hyperlink r:id="rId58">
         <w:r>
           <w:rPr>
             <w:lang w:val="es_ES" w:bidi="es_ES"/>
@@ -2766,7 +2723,7 @@
         </w:rPr>
         <w:t xml:space="preserve">; </w:t>
       </w:r>
-      <w:hyperlink r:id="rId61">
+      <w:hyperlink r:id="rId59">
         <w:r>
           <w:rPr>
             <w:lang w:val="es_ES" w:bidi="es_ES"/>

--- a/spa/docx/65.content.docx
+++ b/spa/docx/65.content.docx
@@ -163,13 +163,6 @@
         <w:rPr>
           <w:lang w:val="es_ES" w:bidi="es_ES"/>
         </w:rPr>
-      </w:r>
-      <w:r>
-        <w:rPr>
-          <w:i/>
-          <w:lang w:val="es_ES" w:bidi="es_ES"/>
-        </w:rPr>
-        <w:t>Judas 1:1, Judas 1:1–2, Judas 1:3, Judas 1:3–4, Judas 1:4, Judas 1:5, Judas 1:5–16, Judas 1:6, Judas 1:7, Judas 1:8, Judas 1:9, Judas 1:11, Judas 1:12, Judas 1:13, Judas 1:14–15, Judas 1:17, Judas 1:17–23, Judas 1:18, Judas 1:20, Judas 1:22, Judas 1:22–23, Judas 1:23, Judas 1:24–25</w:t>
       </w:r>
       <w:r>
         <w:rPr>

--- a/spa/docx/65.content.docx
+++ b/spa/docx/65.content.docx
@@ -150,19 +150,6 @@
           <w:lang w:val="es_ES" w:bidi="es_ES"/>
         </w:rPr>
         <w:t>JUD</w:t>
-      </w:r>
-      <w:r>
-        <w:rPr>
-          <w:lang w:val="es_ES" w:bidi="es_ES"/>
-        </w:rPr>
-      </w:r>
-    </w:p>
-    <w:p>
-      <w:pPr/>
-      <w:r>
-        <w:rPr>
-          <w:lang w:val="es_ES" w:bidi="es_ES"/>
-        </w:rPr>
       </w:r>
       <w:r>
         <w:rPr>

--- a/spa/docx/65.content.docx
+++ b/spa/docx/65.content.docx
@@ -19,7 +19,7 @@
         <w:rPr>
           <w:lang w:val="es_ES" w:bidi="es_ES"/>
         </w:rPr>
-        <w:t>Resource: Notas de Estudio (Tyndale)</w:t>
+        <w:t>Resource: Tyndale Open Study Notes</w:t>
       </w:r>
       <w:r>
         <w:rPr>
@@ -112,7 +112,7 @@
         <w:rPr>
           <w:lang w:val="es_ES" w:bidi="es_ES"/>
         </w:rPr>
-        <w:t>Notas de Estudio (Tyndale)</w:t>
+        <w:t>Tyndale Open Study Notes</w:t>
       </w:r>
     </w:p>
     <w:p>

--- a/spa/docx/65.content.docx
+++ b/spa/docx/65.content.docx
@@ -19,7 +19,7 @@
         <w:rPr>
           <w:lang w:val="es_ES" w:bidi="es_ES"/>
         </w:rPr>
-        <w:t>Resource: Tyndale Open Study Notes</w:t>
+        <w:t>Resource: Aquifer Open Study Notes</w:t>
       </w:r>
       <w:r>
         <w:rPr>
@@ -112,7 +112,7 @@
         <w:rPr>
           <w:lang w:val="es_ES" w:bidi="es_ES"/>
         </w:rPr>
-        <w:t>Tyndale Open Study Notes</w:t>
+        <w:t>Aquifer Open Study Notes</w:t>
       </w:r>
     </w:p>
     <w:p>

--- a/spa/docx/65.content.docx
+++ b/spa/docx/65.content.docx
@@ -267,54 +267,36 @@
         </w:rPr>
         <w:t xml:space="preserve">"un siervo de Jesucristo": Judas declara que sigue a Jesús en todos los aspectos de la vida. Este título también representa honor. Líderes importantes en el Antiguo Testamento fueron llamados esclavos o siervos de Dios (ver </w:t>
       </w:r>
-      <w:hyperlink r:id="rId13">
-        <w:r>
-          <w:rPr>
-            <w:lang w:val="es_ES" w:bidi="es_ES"/>
-          </w:rPr>
-          <w:rPr>
-            <w:color w:val="0000EE"/>
-            <w:u w:val="single"/>
-          </w:rPr>
-          <w:t>Jos 14:7,</w:t>
-        </w:r>
-      </w:hyperlink>
+      <w:r>
+        <w:rPr>
+          <w:lang w:val="es_ES" w:bidi="es_ES"/>
+        </w:rPr>
+        <w:t>Jos 14:7,</w:t>
+      </w:r>
       <w:r>
         <w:rPr>
           <w:lang w:val="es_ES" w:bidi="es_ES"/>
         </w:rPr>
         <w:t xml:space="preserve"> </w:t>
       </w:r>
-      <w:hyperlink r:id="rId14">
-        <w:r>
-          <w:rPr>
-            <w:lang w:val="es_ES" w:bidi="es_ES"/>
-          </w:rPr>
-          <w:rPr>
-            <w:color w:val="0000EE"/>
-            <w:u w:val="single"/>
-          </w:rPr>
-          <w:t>2 Re 18:12,</w:t>
-        </w:r>
-      </w:hyperlink>
+      <w:r>
+        <w:rPr>
+          <w:lang w:val="es_ES" w:bidi="es_ES"/>
+        </w:rPr>
+        <w:t>2 Re 18:12,</w:t>
+      </w:r>
       <w:r>
         <w:rPr>
           <w:lang w:val="es_ES" w:bidi="es_ES"/>
         </w:rPr>
         <w:t xml:space="preserve"> </w:t>
       </w:r>
-      <w:hyperlink r:id="rId15">
-        <w:r>
-          <w:rPr>
-            <w:lang w:val="es_ES" w:bidi="es_ES"/>
-          </w:rPr>
-          <w:rPr>
-            <w:color w:val="0000EE"/>
-            <w:u w:val="single"/>
-          </w:rPr>
-          <w:t>Ez 34:23</w:t>
-        </w:r>
-      </w:hyperlink>
+      <w:r>
+        <w:rPr>
+          <w:lang w:val="es_ES" w:bidi="es_ES"/>
+        </w:rPr>
+        <w:t>Ez 34:23</w:t>
+      </w:r>
       <w:r>
         <w:rPr>
           <w:lang w:val="es_ES" w:bidi="es_ES"/>
@@ -415,36 +397,24 @@
         </w:rPr>
         <w:t xml:space="preserve"> Esta frase resalta un punto importante (ver también </w:t>
       </w:r>
-      <w:hyperlink r:id="rId16">
-        <w:r>
-          <w:rPr>
-            <w:lang w:val="es_ES" w:bidi="es_ES"/>
-          </w:rPr>
-          <w:rPr>
-            <w:color w:val="0000EE"/>
-            <w:u w:val="single"/>
-          </w:rPr>
-          <w:t>1:21</w:t>
-        </w:r>
-      </w:hyperlink>
+      <w:r>
+        <w:rPr>
+          <w:lang w:val="es_ES" w:bidi="es_ES"/>
+        </w:rPr>
+        <w:t>1:21</w:t>
+      </w:r>
       <w:r>
         <w:rPr>
           <w:lang w:val="es_ES" w:bidi="es_ES"/>
         </w:rPr>
         <w:t xml:space="preserve">, </w:t>
       </w:r>
-      <w:hyperlink r:id="rId17">
-        <w:r>
-          <w:rPr>
-            <w:lang w:val="es_ES" w:bidi="es_ES"/>
-          </w:rPr>
-          <w:rPr>
-            <w:color w:val="0000EE"/>
-            <w:u w:val="single"/>
-          </w:rPr>
-          <w:t>24</w:t>
-        </w:r>
-      </w:hyperlink>
+      <w:r>
+        <w:rPr>
+          <w:lang w:val="es_ES" w:bidi="es_ES"/>
+        </w:rPr>
+        <w:t>24</w:t>
+      </w:r>
       <w:r>
         <w:rPr>
           <w:lang w:val="es_ES" w:bidi="es_ES"/>
@@ -547,54 +517,36 @@
         </w:rPr>
         <w:t xml:space="preserve">En lugar de la habitual acción de gracias que suele ocurrir en este punto en las cartas del Nuevo Testamento, Judas explica su propósito principal (ver </w:t>
       </w:r>
-      <w:hyperlink r:id="rId18">
-        <w:r>
-          <w:rPr>
-            <w:lang w:val="es_ES" w:bidi="es_ES"/>
-          </w:rPr>
-          <w:rPr>
-            <w:color w:val="0000EE"/>
-            <w:u w:val="single"/>
-          </w:rPr>
-          <w:t>Ro 1:8–14,</w:t>
-        </w:r>
-      </w:hyperlink>
+      <w:r>
+        <w:rPr>
+          <w:lang w:val="es_ES" w:bidi="es_ES"/>
+        </w:rPr>
+        <w:t>Ro 1:8–14,</w:t>
+      </w:r>
       <w:r>
         <w:rPr>
           <w:lang w:val="es_ES" w:bidi="es_ES"/>
         </w:rPr>
         <w:t xml:space="preserve"> </w:t>
       </w:r>
-      <w:hyperlink r:id="rId19">
-        <w:r>
-          <w:rPr>
-            <w:lang w:val="es_ES" w:bidi="es_ES"/>
-          </w:rPr>
-          <w:rPr>
-            <w:color w:val="0000EE"/>
-            <w:u w:val="single"/>
-          </w:rPr>
-          <w:t>1 Co 1:4–9</w:t>
-        </w:r>
-      </w:hyperlink>
+      <w:r>
+        <w:rPr>
+          <w:lang w:val="es_ES" w:bidi="es_ES"/>
+        </w:rPr>
+        <w:t>1 Co 1:4–9</w:t>
+      </w:r>
       <w:r>
         <w:rPr>
           <w:lang w:val="es_ES" w:bidi="es_ES"/>
         </w:rPr>
         <w:t xml:space="preserve">). La falsa enseñanza representaba una amenaza seria para la fe de las personas a las que estaba escribiendo (ver </w:t>
       </w:r>
-      <w:hyperlink r:id="rId20">
-        <w:r>
-          <w:rPr>
-            <w:lang w:val="es_ES" w:bidi="es_ES"/>
-          </w:rPr>
-          <w:rPr>
-            <w:color w:val="0000EE"/>
-            <w:u w:val="single"/>
-          </w:rPr>
-          <w:t>Jd 1:22–23</w:t>
-        </w:r>
-      </w:hyperlink>
+      <w:r>
+        <w:rPr>
+          <w:lang w:val="es_ES" w:bidi="es_ES"/>
+        </w:rPr>
+        <w:t>Jd 1:22–23</w:t>
+      </w:r>
       <w:r>
         <w:rPr>
           <w:lang w:val="es_ES" w:bidi="es_ES"/>
@@ -649,18 +601,12 @@
         </w:rPr>
         <w:t xml:space="preserve">Es tentador malinterpretar la maravillosa gracia de Dios al pensar que nos permite hacer cosas incorrectas (ver </w:t>
       </w:r>
-      <w:hyperlink r:id="rId21">
-        <w:r>
-          <w:rPr>
-            <w:lang w:val="es_ES" w:bidi="es_ES"/>
-          </w:rPr>
-          <w:rPr>
-            <w:color w:val="0000EE"/>
-            <w:u w:val="single"/>
-          </w:rPr>
-          <w:t>Ro 6</w:t>
-        </w:r>
-      </w:hyperlink>
+      <w:r>
+        <w:rPr>
+          <w:lang w:val="es_ES" w:bidi="es_ES"/>
+        </w:rPr>
+        <w:t>Ro 6</w:t>
+      </w:r>
       <w:r>
         <w:rPr>
           <w:lang w:val="es_ES" w:bidi="es_ES"/>
@@ -719,18 +665,12 @@
         </w:rPr>
         <w:t xml:space="preserve">Jesús existió antes de su nacimiento y liberó al pueblo de Israel de Egipto. Más tarde, castigó a aquellos que fueron infieles (ver </w:t>
       </w:r>
-      <w:hyperlink r:id="rId22">
-        <w:r>
-          <w:rPr>
-            <w:lang w:val="es_ES" w:bidi="es_ES"/>
-          </w:rPr>
-          <w:rPr>
-            <w:color w:val="0000EE"/>
-            <w:u w:val="single"/>
-          </w:rPr>
-          <w:t>1 Co 10:4</w:t>
-        </w:r>
-      </w:hyperlink>
+      <w:r>
+        <w:rPr>
+          <w:lang w:val="es_ES" w:bidi="es_ES"/>
+        </w:rPr>
+        <w:t>1 Co 10:4</w:t>
+      </w:r>
       <w:r>
         <w:rPr>
           <w:lang w:val="es_ES" w:bidi="es_ES"/>
@@ -768,18 +708,12 @@
         </w:rPr>
         <w:t xml:space="preserve"> La mayoría de las personas no confiaron en que Dios los mantendría a salvo. Debido a su falta de fe, Dios hizo que esa generación (excepto Josué y Caleb) vagara en el desierto hasta que murieron (ver </w:t>
       </w:r>
-      <w:hyperlink r:id="rId23">
-        <w:r>
-          <w:rPr>
-            <w:lang w:val="es_ES" w:bidi="es_ES"/>
-          </w:rPr>
-          <w:rPr>
-            <w:color w:val="0000EE"/>
-            <w:u w:val="single"/>
-          </w:rPr>
-          <w:t>Nm 14</w:t>
-        </w:r>
-      </w:hyperlink>
+      <w:r>
+        <w:rPr>
+          <w:lang w:val="es_ES" w:bidi="es_ES"/>
+        </w:rPr>
+        <w:t>Nm 14</w:t>
+      </w:r>
       <w:r>
         <w:rPr>
           <w:lang w:val="es_ES" w:bidi="es_ES"/>
@@ -846,18 +780,12 @@
         </w:rPr>
         <w:t xml:space="preserve">" en </w:t>
       </w:r>
-      <w:hyperlink r:id="rId24">
-        <w:r>
-          <w:rPr>
-            <w:lang w:val="es_ES" w:bidi="es_ES"/>
-          </w:rPr>
-          <w:rPr>
-            <w:color w:val="0000EE"/>
-            <w:u w:val="single"/>
-          </w:rPr>
-          <w:t>1:4</w:t>
-        </w:r>
-      </w:hyperlink>
+      <w:r>
+        <w:rPr>
+          <w:lang w:val="es_ES" w:bidi="es_ES"/>
+        </w:rPr>
+        <w:t>1:4</w:t>
+      </w:r>
       <w:r>
         <w:rPr>
           <w:lang w:val="es_ES" w:bidi="es_ES"/>
@@ -936,36 +864,24 @@
         </w:rPr>
         <w:t xml:space="preserve">). Judas probablemente se refería a </w:t>
       </w:r>
-      <w:hyperlink r:id="rId25">
-        <w:r>
-          <w:rPr>
-            <w:lang w:val="es_ES" w:bidi="es_ES"/>
-          </w:rPr>
-          <w:rPr>
-            <w:color w:val="0000EE"/>
-            <w:u w:val="single"/>
-          </w:rPr>
-          <w:t>Gn 6:1–4</w:t>
-        </w:r>
-      </w:hyperlink>
+      <w:r>
+        <w:rPr>
+          <w:lang w:val="es_ES" w:bidi="es_ES"/>
+        </w:rPr>
+        <w:t>Gn 6:1–4</w:t>
+      </w:r>
       <w:r>
         <w:rPr>
           <w:lang w:val="es_ES" w:bidi="es_ES"/>
         </w:rPr>
         <w:t xml:space="preserve">. La tradición judía entendía que los “hijos de Dios” en </w:t>
       </w:r>
-      <w:hyperlink r:id="rId26">
-        <w:r>
-          <w:rPr>
-            <w:lang w:val="es_ES" w:bidi="es_ES"/>
-          </w:rPr>
-          <w:rPr>
-            <w:color w:val="0000EE"/>
-            <w:u w:val="single"/>
-          </w:rPr>
-          <w:t>Génesis 6</w:t>
-        </w:r>
-      </w:hyperlink>
+      <w:r>
+        <w:rPr>
+          <w:lang w:val="es_ES" w:bidi="es_ES"/>
+        </w:rPr>
+        <w:t>Génesis 6</w:t>
+      </w:r>
       <w:r>
         <w:rPr>
           <w:lang w:val="es_ES" w:bidi="es_ES"/>
@@ -1009,18 +925,12 @@
         </w:rPr>
         <w:t xml:space="preserve">). Judas más tarde (en </w:t>
       </w:r>
-      <w:hyperlink r:id="rId27">
-        <w:r>
-          <w:rPr>
-            <w:lang w:val="es_ES" w:bidi="es_ES"/>
-          </w:rPr>
-          <w:rPr>
-            <w:color w:val="0000EE"/>
-            <w:u w:val="single"/>
-          </w:rPr>
-          <w:t>Jd 14–15</w:t>
-        </w:r>
-      </w:hyperlink>
+      <w:r>
+        <w:rPr>
+          <w:lang w:val="es_ES" w:bidi="es_ES"/>
+        </w:rPr>
+        <w:t>Jd 14–15</w:t>
+      </w:r>
       <w:r>
         <w:rPr>
           <w:lang w:val="es_ES" w:bidi="es_ES"/>
@@ -1092,36 +1002,24 @@
         </w:rPr>
         <w:t xml:space="preserve">El juicio de Dios sobre Sodoma y Gomorra se hizo muy conocido (ver </w:t>
       </w:r>
-      <w:hyperlink r:id="rId28">
-        <w:r>
-          <w:rPr>
-            <w:lang w:val="es_ES" w:bidi="es_ES"/>
-          </w:rPr>
-          <w:rPr>
-            <w:color w:val="0000EE"/>
-            <w:u w:val="single"/>
-          </w:rPr>
-          <w:t>Génesis 18:17–19:26,</w:t>
-        </w:r>
-      </w:hyperlink>
+      <w:r>
+        <w:rPr>
+          <w:lang w:val="es_ES" w:bidi="es_ES"/>
+        </w:rPr>
+        <w:t>Génesis 18:17–19:26,</w:t>
+      </w:r>
       <w:r>
         <w:rPr>
           <w:lang w:val="es_ES" w:bidi="es_ES"/>
         </w:rPr>
         <w:t xml:space="preserve"> </w:t>
       </w:r>
-      <w:hyperlink r:id="rId29">
-        <w:r>
-          <w:rPr>
-            <w:lang w:val="es_ES" w:bidi="es_ES"/>
-          </w:rPr>
-          <w:rPr>
-            <w:color w:val="0000EE"/>
-            <w:u w:val="single"/>
-          </w:rPr>
-          <w:t>Lucas 17:26–29</w:t>
-        </w:r>
-      </w:hyperlink>
+      <w:r>
+        <w:rPr>
+          <w:lang w:val="es_ES" w:bidi="es_ES"/>
+        </w:rPr>
+        <w:t>Lucas 17:26–29</w:t>
+      </w:r>
       <w:r>
         <w:rPr>
           <w:lang w:val="es_ES" w:bidi="es_ES"/>
@@ -1152,18 +1050,12 @@
         </w:rPr>
         <w:t xml:space="preserve">: </w:t>
       </w:r>
-      <w:hyperlink r:id="rId30">
-        <w:r>
-          <w:rPr>
-            <w:lang w:val="es_ES" w:bidi="es_ES"/>
-          </w:rPr>
-          <w:rPr>
-            <w:color w:val="0000EE"/>
-            <w:u w:val="single"/>
-          </w:rPr>
-          <w:t>Deuteronomio 29:23</w:t>
-        </w:r>
-      </w:hyperlink>
+      <w:r>
+        <w:rPr>
+          <w:lang w:val="es_ES" w:bidi="es_ES"/>
+        </w:rPr>
+        <w:t>Deuteronomio 29:23</w:t>
+      </w:r>
       <w:r>
         <w:rPr>
           <w:lang w:val="es_ES" w:bidi="es_ES"/>
@@ -1201,18 +1093,12 @@
         </w:rPr>
         <w:t>: esto probablemente se refiere a relaciones sexuales entre personas del mismo sexo (</w:t>
       </w:r>
-      <w:hyperlink r:id="rId31">
-        <w:r>
-          <w:rPr>
-            <w:lang w:val="es_ES" w:bidi="es_ES"/>
-          </w:rPr>
-          <w:rPr>
-            <w:color w:val="0000EE"/>
-            <w:u w:val="single"/>
-          </w:rPr>
-          <w:t>Génesis 19:5–10</w:t>
-        </w:r>
-      </w:hyperlink>
+      <w:r>
+        <w:rPr>
+          <w:lang w:val="es_ES" w:bidi="es_ES"/>
+        </w:rPr>
+        <w:t>Génesis 19:5–10</w:t>
+      </w:r>
       <w:r>
         <w:rPr>
           <w:lang w:val="es_ES" w:bidi="es_ES"/>
@@ -1287,54 +1173,36 @@
         </w:rPr>
         <w:t xml:space="preserve">: Esto probablemente se refiere a ángeles malignos. En el Antiguo Testamento y el judaísmo, los ángeles desempeñaban un papel importante en el juicio. Los falsos maestros podrían haber estado minimizando la realidad de un juicio futuro (ver </w:t>
       </w:r>
-      <w:hyperlink r:id="rId32">
-        <w:r>
-          <w:rPr>
-            <w:lang w:val="es_ES" w:bidi="es_ES"/>
-          </w:rPr>
-          <w:rPr>
-            <w:color w:val="0000EE"/>
-            <w:u w:val="single"/>
-          </w:rPr>
-          <w:t>1:18,</w:t>
-        </w:r>
-      </w:hyperlink>
+      <w:r>
+        <w:rPr>
+          <w:lang w:val="es_ES" w:bidi="es_ES"/>
+        </w:rPr>
+        <w:t>1:18,</w:t>
+      </w:r>
       <w:r>
         <w:rPr>
           <w:lang w:val="es_ES" w:bidi="es_ES"/>
         </w:rPr>
         <w:t xml:space="preserve"> </w:t>
       </w:r>
-      <w:hyperlink r:id="rId33">
-        <w:r>
-          <w:rPr>
-            <w:lang w:val="es_ES" w:bidi="es_ES"/>
-          </w:rPr>
-          <w:rPr>
-            <w:color w:val="0000EE"/>
-            <w:u w:val="single"/>
-          </w:rPr>
-          <w:t>2 Pd 3:3–4</w:t>
-        </w:r>
-      </w:hyperlink>
+      <w:r>
+        <w:rPr>
+          <w:lang w:val="es_ES" w:bidi="es_ES"/>
+        </w:rPr>
+        <w:t>2 Pd 3:3–4</w:t>
+      </w:r>
       <w:r>
         <w:rPr>
           <w:lang w:val="es_ES" w:bidi="es_ES"/>
         </w:rPr>
         <w:t xml:space="preserve">) o negando el origen glorioso de estos ángeles que se rebelaron contra Dios (comparar </w:t>
       </w:r>
-      <w:hyperlink r:id="rId34">
-        <w:r>
-          <w:rPr>
-            <w:lang w:val="es_ES" w:bidi="es_ES"/>
-          </w:rPr>
-          <w:rPr>
-            <w:color w:val="0000EE"/>
-            <w:u w:val="single"/>
-          </w:rPr>
-          <w:t>2 Pe 2:10</w:t>
-        </w:r>
-      </w:hyperlink>
+      <w:r>
+        <w:rPr>
+          <w:lang w:val="es_ES" w:bidi="es_ES"/>
+        </w:rPr>
+        <w:t>2 Pe 2:10</w:t>
+      </w:r>
       <w:r>
         <w:rPr>
           <w:lang w:val="es_ES" w:bidi="es_ES"/>
@@ -1395,90 +1263,60 @@
         </w:rPr>
         <w:t xml:space="preserve"> es uno de los ángeles más poderosos. En la tradición judía, un "arcángel" es el rango más alto de ángel (ver también </w:t>
       </w:r>
-      <w:hyperlink r:id="rId35">
-        <w:r>
-          <w:rPr>
-            <w:lang w:val="es_ES" w:bidi="es_ES"/>
-          </w:rPr>
-          <w:rPr>
-            <w:color w:val="0000EE"/>
-            <w:u w:val="single"/>
-          </w:rPr>
-          <w:t>1 Ts 4:16</w:t>
-        </w:r>
-      </w:hyperlink>
+      <w:r>
+        <w:rPr>
+          <w:lang w:val="es_ES" w:bidi="es_ES"/>
+        </w:rPr>
+        <w:t>1 Ts 4:16</w:t>
+      </w:r>
       <w:r>
         <w:rPr>
           <w:lang w:val="es_ES" w:bidi="es_ES"/>
         </w:rPr>
         <w:t>). Miguel es mencionado varias veces en la Biblia (</w:t>
       </w:r>
-      <w:hyperlink r:id="rId36">
-        <w:r>
-          <w:rPr>
-            <w:lang w:val="es_ES" w:bidi="es_ES"/>
-          </w:rPr>
-          <w:rPr>
-            <w:color w:val="0000EE"/>
-            <w:u w:val="single"/>
-          </w:rPr>
-          <w:t>Dn 10:13</w:t>
-        </w:r>
-      </w:hyperlink>
+      <w:r>
+        <w:rPr>
+          <w:lang w:val="es_ES" w:bidi="es_ES"/>
+        </w:rPr>
+        <w:t>Dn 10:13</w:t>
+      </w:r>
       <w:r>
         <w:rPr>
           <w:lang w:val="es_ES" w:bidi="es_ES"/>
         </w:rPr>
         <w:t xml:space="preserve">, </w:t>
       </w:r>
-      <w:hyperlink r:id="rId37">
-        <w:r>
-          <w:rPr>
-            <w:lang w:val="es_ES" w:bidi="es_ES"/>
-          </w:rPr>
-          <w:rPr>
-            <w:color w:val="0000EE"/>
-            <w:u w:val="single"/>
-          </w:rPr>
-          <w:t>21;</w:t>
-        </w:r>
-      </w:hyperlink>
+      <w:r>
+        <w:rPr>
+          <w:lang w:val="es_ES" w:bidi="es_ES"/>
+        </w:rPr>
+        <w:t>21;</w:t>
+      </w:r>
       <w:r>
         <w:rPr>
           <w:lang w:val="es_ES" w:bidi="es_ES"/>
         </w:rPr>
         <w:t xml:space="preserve"> </w:t>
       </w:r>
-      <w:hyperlink r:id="rId38">
-        <w:r>
-          <w:rPr>
-            <w:lang w:val="es_ES" w:bidi="es_ES"/>
-          </w:rPr>
-          <w:rPr>
-            <w:color w:val="0000EE"/>
-            <w:u w:val="single"/>
-          </w:rPr>
-          <w:t>12:1,</w:t>
-        </w:r>
-      </w:hyperlink>
+      <w:r>
+        <w:rPr>
+          <w:lang w:val="es_ES" w:bidi="es_ES"/>
+        </w:rPr>
+        <w:t>12:1,</w:t>
+      </w:r>
       <w:r>
         <w:rPr>
           <w:lang w:val="es_ES" w:bidi="es_ES"/>
         </w:rPr>
         <w:t xml:space="preserve"> </w:t>
       </w:r>
-      <w:hyperlink r:id="rId39">
-        <w:r>
-          <w:rPr>
-            <w:lang w:val="es_ES" w:bidi="es_ES"/>
-          </w:rPr>
-          <w:rPr>
-            <w:color w:val="0000EE"/>
-            <w:u w:val="single"/>
-          </w:rPr>
-          <w:t>Ap 12:7</w:t>
-        </w:r>
-      </w:hyperlink>
+      <w:r>
+        <w:rPr>
+          <w:lang w:val="es_ES" w:bidi="es_ES"/>
+        </w:rPr>
+        <w:t>Ap 12:7</w:t>
+      </w:r>
       <w:r>
         <w:rPr>
           <w:lang w:val="es_ES" w:bidi="es_ES"/>
@@ -1570,18 +1408,12 @@
         </w:rPr>
         <w:t xml:space="preserve">: Consulta </w:t>
       </w:r>
-      <w:hyperlink r:id="rId40">
-        <w:r>
-          <w:rPr>
-            <w:lang w:val="es_ES" w:bidi="es_ES"/>
-          </w:rPr>
-          <w:rPr>
-            <w:color w:val="0000EE"/>
-            <w:u w:val="single"/>
-          </w:rPr>
-          <w:t>Gn 4:1–16</w:t>
-        </w:r>
-      </w:hyperlink>
+      <w:r>
+        <w:rPr>
+          <w:lang w:val="es_ES" w:bidi="es_ES"/>
+        </w:rPr>
+        <w:t>Gn 4:1–16</w:t>
+      </w:r>
       <w:r>
         <w:rPr>
           <w:lang w:val="es_ES" w:bidi="es_ES"/>
@@ -1676,18 +1508,12 @@
         </w:rPr>
         <w:t xml:space="preserve">: Consulta </w:t>
       </w:r>
-      <w:hyperlink r:id="rId41">
-        <w:r>
-          <w:rPr>
-            <w:lang w:val="es_ES" w:bidi="es_ES"/>
-          </w:rPr>
-          <w:rPr>
-            <w:color w:val="0000EE"/>
-            <w:u w:val="single"/>
-          </w:rPr>
-          <w:t>Nm 16:1–35</w:t>
-        </w:r>
-      </w:hyperlink>
+      <w:r>
+        <w:rPr>
+          <w:lang w:val="es_ES" w:bidi="es_ES"/>
+        </w:rPr>
+        <w:t>Nm 16:1–35</w:t>
+      </w:r>
       <w:r>
         <w:rPr>
           <w:lang w:val="es_ES" w:bidi="es_ES"/>
@@ -1838,90 +1664,60 @@
         </w:rPr>
         <w:t xml:space="preserve">Enoc fue un temprano descendiente de Adán (ver </w:t>
       </w:r>
-      <w:hyperlink r:id="rId42">
-        <w:r>
-          <w:rPr>
-            <w:lang w:val="es_ES" w:bidi="es_ES"/>
-          </w:rPr>
-          <w:rPr>
-            <w:color w:val="0000EE"/>
-            <w:u w:val="single"/>
-          </w:rPr>
-          <w:t>Gn 5:18–24,</w:t>
-        </w:r>
-      </w:hyperlink>
+      <w:r>
+        <w:rPr>
+          <w:lang w:val="es_ES" w:bidi="es_ES"/>
+        </w:rPr>
+        <w:t>Gn 5:18–24,</w:t>
+      </w:r>
       <w:r>
         <w:rPr>
           <w:lang w:val="es_ES" w:bidi="es_ES"/>
         </w:rPr>
         <w:t xml:space="preserve"> </w:t>
       </w:r>
-      <w:hyperlink r:id="rId43">
-        <w:r>
-          <w:rPr>
-            <w:lang w:val="es_ES" w:bidi="es_ES"/>
-          </w:rPr>
-          <w:rPr>
-            <w:color w:val="0000EE"/>
-            <w:u w:val="single"/>
-          </w:rPr>
-          <w:t>1 Cro 1:3</w:t>
-        </w:r>
-      </w:hyperlink>
+      <w:r>
+        <w:rPr>
+          <w:lang w:val="es_ES" w:bidi="es_ES"/>
+        </w:rPr>
+        <w:t>1 Cro 1:3</w:t>
+      </w:r>
       <w:r>
         <w:rPr>
           <w:lang w:val="es_ES" w:bidi="es_ES"/>
         </w:rPr>
         <w:t xml:space="preserve">). </w:t>
       </w:r>
-      <w:hyperlink r:id="rId44">
-        <w:r>
-          <w:rPr>
-            <w:lang w:val="es_ES" w:bidi="es_ES"/>
-          </w:rPr>
-          <w:rPr>
-            <w:color w:val="0000EE"/>
-            <w:u w:val="single"/>
-          </w:rPr>
-          <w:t>Génesis 5:24</w:t>
-        </w:r>
-      </w:hyperlink>
+      <w:r>
+        <w:rPr>
+          <w:lang w:val="es_ES" w:bidi="es_ES"/>
+        </w:rPr>
+        <w:t>Génesis 5:24</w:t>
+      </w:r>
       <w:r>
         <w:rPr>
           <w:lang w:val="es_ES" w:bidi="es_ES"/>
         </w:rPr>
         <w:t xml:space="preserve"> sugiere que Enoc no murió, sino que fue llevado directamente al cielo (comparar </w:t>
       </w:r>
-      <w:hyperlink r:id="rId45">
-        <w:r>
-          <w:rPr>
-            <w:lang w:val="es_ES" w:bidi="es_ES"/>
-          </w:rPr>
-          <w:rPr>
-            <w:color w:val="0000EE"/>
-            <w:u w:val="single"/>
-          </w:rPr>
-          <w:t>2 Re 2:1–13,</w:t>
-        </w:r>
-      </w:hyperlink>
+      <w:r>
+        <w:rPr>
+          <w:lang w:val="es_ES" w:bidi="es_ES"/>
+        </w:rPr>
+        <w:t>2 Re 2:1–13,</w:t>
+      </w:r>
       <w:r>
         <w:rPr>
           <w:lang w:val="es_ES" w:bidi="es_ES"/>
         </w:rPr>
         <w:t xml:space="preserve"> ver </w:t>
       </w:r>
-      <w:hyperlink r:id="rId46">
-        <w:r>
-          <w:rPr>
-            <w:lang w:val="es_ES" w:bidi="es_ES"/>
-          </w:rPr>
-          <w:rPr>
-            <w:color w:val="0000EE"/>
-            <w:u w:val="single"/>
-          </w:rPr>
-          <w:t>Hb 11:5</w:t>
-        </w:r>
-      </w:hyperlink>
+      <w:r>
+        <w:rPr>
+          <w:lang w:val="es_ES" w:bidi="es_ES"/>
+        </w:rPr>
+        <w:t>Hb 11:5</w:t>
+      </w:r>
       <w:r>
         <w:rPr>
           <w:lang w:val="es_ES" w:bidi="es_ES"/>
@@ -2002,54 +1798,36 @@
         </w:rPr>
         <w:t xml:space="preserve"> Ver </w:t>
       </w:r>
-      <w:hyperlink r:id="rId47">
-        <w:r>
-          <w:rPr>
-            <w:lang w:val="es_ES" w:bidi="es_ES"/>
-          </w:rPr>
-          <w:rPr>
-            <w:color w:val="0000EE"/>
-            <w:u w:val="single"/>
-          </w:rPr>
-          <w:t>Hechos 20:29–30</w:t>
-        </w:r>
-      </w:hyperlink>
+      <w:r>
+        <w:rPr>
+          <w:lang w:val="es_ES" w:bidi="es_ES"/>
+        </w:rPr>
+        <w:t>Hechos 20:29–30</w:t>
+      </w:r>
       <w:r>
         <w:rPr>
           <w:lang w:val="es_ES" w:bidi="es_ES"/>
         </w:rPr>
         <w:t xml:space="preserve">, </w:t>
       </w:r>
-      <w:hyperlink r:id="rId48">
-        <w:r>
-          <w:rPr>
-            <w:lang w:val="es_ES" w:bidi="es_ES"/>
-          </w:rPr>
-          <w:rPr>
-            <w:color w:val="0000EE"/>
-            <w:u w:val="single"/>
-          </w:rPr>
-          <w:t>1 Timoteo 4:1–3</w:t>
-        </w:r>
-      </w:hyperlink>
+      <w:r>
+        <w:rPr>
+          <w:lang w:val="es_ES" w:bidi="es_ES"/>
+        </w:rPr>
+        <w:t>1 Timoteo 4:1–3</w:t>
+      </w:r>
       <w:r>
         <w:rPr>
           <w:lang w:val="es_ES" w:bidi="es_ES"/>
         </w:rPr>
         <w:t xml:space="preserve"> y </w:t>
       </w:r>
-      <w:hyperlink r:id="rId49">
-        <w:r>
-          <w:rPr>
-            <w:lang w:val="es_ES" w:bidi="es_ES"/>
-          </w:rPr>
-          <w:rPr>
-            <w:color w:val="0000EE"/>
-            <w:u w:val="single"/>
-          </w:rPr>
-          <w:t>2 Timoteo 3:1–5</w:t>
-        </w:r>
-      </w:hyperlink>
+      <w:r>
+        <w:rPr>
+          <w:lang w:val="es_ES" w:bidi="es_ES"/>
+        </w:rPr>
+        <w:t>2 Timoteo 3:1–5</w:t>
+      </w:r>
       <w:r>
         <w:rPr>
           <w:lang w:val="es_ES" w:bidi="es_ES"/>
@@ -2104,72 +1882,48 @@
         </w:rPr>
         <w:t xml:space="preserve">Después de condenar a los maestros falsos, Judas nuevamente anima directamente a sus lectores (ver </w:t>
       </w:r>
-      <w:hyperlink r:id="rId50">
-        <w:r>
-          <w:rPr>
-            <w:lang w:val="es_ES" w:bidi="es_ES"/>
-          </w:rPr>
-          <w:rPr>
-            <w:color w:val="0000EE"/>
-            <w:u w:val="single"/>
-          </w:rPr>
-          <w:t>1:3–4</w:t>
-        </w:r>
-      </w:hyperlink>
+      <w:r>
+        <w:rPr>
+          <w:lang w:val="es_ES" w:bidi="es_ES"/>
+        </w:rPr>
+        <w:t>1:3–4</w:t>
+      </w:r>
       <w:r>
         <w:rPr>
           <w:lang w:val="es_ES" w:bidi="es_ES"/>
         </w:rPr>
         <w:t>). Los apóstoles les habían advertido sobre las falsas enseñanzas (</w:t>
       </w:r>
-      <w:hyperlink r:id="rId51">
-        <w:r>
-          <w:rPr>
-            <w:lang w:val="es_ES" w:bidi="es_ES"/>
-          </w:rPr>
-          <w:rPr>
-            <w:color w:val="0000EE"/>
-            <w:u w:val="single"/>
-          </w:rPr>
-          <w:t>1:17–19</w:t>
-        </w:r>
-      </w:hyperlink>
+      <w:r>
+        <w:rPr>
+          <w:lang w:val="es_ES" w:bidi="es_ES"/>
+        </w:rPr>
+        <w:t>1:17–19</w:t>
+      </w:r>
       <w:r>
         <w:rPr>
           <w:lang w:val="es_ES" w:bidi="es_ES"/>
         </w:rPr>
         <w:t>). Deben apoyarse mutuamente en su fe (</w:t>
       </w:r>
-      <w:hyperlink r:id="rId52">
-        <w:r>
-          <w:rPr>
-            <w:lang w:val="es_ES" w:bidi="es_ES"/>
-          </w:rPr>
-          <w:rPr>
-            <w:color w:val="0000EE"/>
-            <w:u w:val="single"/>
-          </w:rPr>
-          <w:t>1:20–21</w:t>
-        </w:r>
-      </w:hyperlink>
+      <w:r>
+        <w:rPr>
+          <w:lang w:val="es_ES" w:bidi="es_ES"/>
+        </w:rPr>
+        <w:t>1:20–21</w:t>
+      </w:r>
       <w:r>
         <w:rPr>
           <w:lang w:val="es_ES" w:bidi="es_ES"/>
         </w:rPr>
         <w:t>). También deben ayudar a aquellos que podrían ser engañados por los maestros falsos (</w:t>
       </w:r>
-      <w:hyperlink r:id="rId20">
-        <w:r>
-          <w:rPr>
-            <w:lang w:val="es_ES" w:bidi="es_ES"/>
-          </w:rPr>
-          <w:rPr>
-            <w:color w:val="0000EE"/>
-            <w:u w:val="single"/>
-          </w:rPr>
-          <w:t>1:22–23</w:t>
-        </w:r>
-      </w:hyperlink>
+      <w:r>
+        <w:rPr>
+          <w:lang w:val="es_ES" w:bidi="es_ES"/>
+        </w:rPr>
+        <w:t>1:22–23</w:t>
+      </w:r>
       <w:r>
         <w:rPr>
           <w:lang w:val="es_ES" w:bidi="es_ES"/>
@@ -2237,18 +1991,12 @@
         </w:rPr>
         <w:t>: Jesús, al venir como el Mesías (el elegido de Dios), inició la etapa final del plan de Dios. Este es el momento en que las profecías del Antiguo Testamento sobre los últimos días comenzaron a cumplirse. Debido a esto, Judas utiliza la profecía de los apóstoles sobre los últimos tiempos para abordar la crisis actual causada por falsos maestros (</w:t>
       </w:r>
-      <w:hyperlink r:id="rId53">
-        <w:r>
-          <w:rPr>
-            <w:lang w:val="es_ES" w:bidi="es_ES"/>
-          </w:rPr>
-          <w:rPr>
-            <w:color w:val="0000EE"/>
-            <w:u w:val="single"/>
-          </w:rPr>
-          <w:t>1:19</w:t>
-        </w:r>
-      </w:hyperlink>
+      <w:r>
+        <w:rPr>
+          <w:lang w:val="es_ES" w:bidi="es_ES"/>
+        </w:rPr>
+        <w:t>1:19</w:t>
+      </w:r>
       <w:r>
         <w:rPr>
           <w:lang w:val="es_ES" w:bidi="es_ES"/>
@@ -2303,18 +2051,12 @@
         </w:rPr>
         <w:t xml:space="preserve">"vuestra santísima fe": Como en </w:t>
       </w:r>
-      <w:hyperlink r:id="rId54">
-        <w:r>
-          <w:rPr>
-            <w:lang w:val="es_ES" w:bidi="es_ES"/>
-          </w:rPr>
-          <w:rPr>
-            <w:color w:val="0000EE"/>
-            <w:u w:val="single"/>
-          </w:rPr>
-          <w:t>1:3</w:t>
-        </w:r>
-      </w:hyperlink>
+      <w:r>
+        <w:rPr>
+          <w:lang w:val="es_ES" w:bidi="es_ES"/>
+        </w:rPr>
+        <w:t>1:3</w:t>
+      </w:r>
       <w:r>
         <w:rPr>
           <w:lang w:val="es_ES" w:bidi="es_ES"/>
@@ -2543,36 +2285,24 @@
         </w:rPr>
         <w:t>La RVR-1909 sigue el patrón de tres partes que se encuentra en otras secciones de Judas (</w:t>
       </w:r>
-      <w:hyperlink r:id="rId55">
-        <w:r>
-          <w:rPr>
-            <w:lang w:val="es_ES" w:bidi="es_ES"/>
-          </w:rPr>
-          <w:rPr>
-            <w:color w:val="0000EE"/>
-            <w:u w:val="single"/>
-          </w:rPr>
-          <w:t>1:5–7</w:t>
-        </w:r>
-      </w:hyperlink>
+      <w:r>
+        <w:rPr>
+          <w:lang w:val="es_ES" w:bidi="es_ES"/>
+        </w:rPr>
+        <w:t>1:5–7</w:t>
+      </w:r>
       <w:r>
         <w:rPr>
           <w:lang w:val="es_ES" w:bidi="es_ES"/>
         </w:rPr>
         <w:t xml:space="preserve">, </w:t>
       </w:r>
-      <w:hyperlink r:id="rId56">
-        <w:r>
-          <w:rPr>
-            <w:lang w:val="es_ES" w:bidi="es_ES"/>
-          </w:rPr>
-          <w:rPr>
-            <w:color w:val="0000EE"/>
-            <w:u w:val="single"/>
-          </w:rPr>
-          <w:t>11</w:t>
-        </w:r>
-      </w:hyperlink>
+      <w:r>
+        <w:rPr>
+          <w:lang w:val="es_ES" w:bidi="es_ES"/>
+        </w:rPr>
+        <w:t>11</w:t>
+      </w:r>
       <w:r>
         <w:rPr>
           <w:lang w:val="es_ES" w:bidi="es_ES"/>
@@ -2649,18 +2379,12 @@
         </w:rPr>
         <w:t xml:space="preserve">"aborreciendo aun la ropa que es contaminada de la carne": Este grupo probablemente incluye propiamente a los falsos maestros o a aquellos que han seguido sus enseñanzas. Mostrar misericordia podría implicar orar por ellos (ver </w:t>
       </w:r>
-      <w:hyperlink r:id="rId57">
-        <w:r>
-          <w:rPr>
-            <w:lang w:val="es_ES" w:bidi="es_ES"/>
-          </w:rPr>
-          <w:rPr>
-            <w:color w:val="0000EE"/>
-            <w:u w:val="single"/>
-          </w:rPr>
-          <w:t>Mateo 5:44</w:t>
-        </w:r>
-      </w:hyperlink>
+      <w:r>
+        <w:rPr>
+          <w:lang w:val="es_ES" w:bidi="es_ES"/>
+        </w:rPr>
+        <w:t>Mateo 5:44</w:t>
+      </w:r>
       <w:r>
         <w:rPr>
           <w:lang w:val="es_ES" w:bidi="es_ES"/>
@@ -2685,36 +2409,24 @@
         </w:rPr>
         <w:t xml:space="preserve">Los creyentes deben ser muy cautelosos al mostrar misericordia a los falsos maestros y a aquellos que han adoptado sus caminos pecaminosos, ya que sus pecados pueden resultar tentadores. Ver </w:t>
       </w:r>
-      <w:hyperlink r:id="rId58">
-        <w:r>
-          <w:rPr>
-            <w:lang w:val="es_ES" w:bidi="es_ES"/>
-          </w:rPr>
-          <w:rPr>
-            <w:color w:val="0000EE"/>
-            <w:u w:val="single"/>
-          </w:rPr>
-          <w:t>Zacarías 3:1–4</w:t>
-        </w:r>
-      </w:hyperlink>
+      <w:r>
+        <w:rPr>
+          <w:lang w:val="es_ES" w:bidi="es_ES"/>
+        </w:rPr>
+        <w:t>Zacarías 3:1–4</w:t>
+      </w:r>
       <w:r>
         <w:rPr>
           <w:lang w:val="es_ES" w:bidi="es_ES"/>
         </w:rPr>
         <w:t xml:space="preserve">; </w:t>
       </w:r>
-      <w:hyperlink r:id="rId59">
-        <w:r>
-          <w:rPr>
-            <w:lang w:val="es_ES" w:bidi="es_ES"/>
-          </w:rPr>
-          <w:rPr>
-            <w:color w:val="0000EE"/>
-            <w:u w:val="single"/>
-          </w:rPr>
-          <w:t>Apocalipsis 3:4</w:t>
-        </w:r>
-      </w:hyperlink>
+      <w:r>
+        <w:rPr>
+          <w:lang w:val="es_ES" w:bidi="es_ES"/>
+        </w:rPr>
+        <w:t>Apocalipsis 3:4</w:t>
+      </w:r>
       <w:r>
         <w:rPr>
           <w:lang w:val="es_ES" w:bidi="es_ES"/>
